--- a/t12_s5.docx
+++ b/t12_s5.docx
@@ -3,2168 +3,1698 @@
 <w:document xmlns:wpc="http://schemas.microsoft.com/office/word/2010/wordprocessingCanvas" xmlns:mo="http://schemas.microsoft.com/office/mac/office/2008/main" xmlns:mc="http://schemas.openxmlformats.org/markup-compatibility/2006" xmlns:mv="urn:schemas-microsoft-com:mac:vml" xmlns:o="urn:schemas-microsoft-com:office:office" xmlns:r="http://schemas.openxmlformats.org/officeDocument/2006/relationships" xmlns:m="http://schemas.openxmlformats.org/officeDocument/2006/math" xmlns:v="urn:schemas-microsoft-com:vml" xmlns:wp14="http://schemas.microsoft.com/office/word/2010/wordprocessingDrawing" xmlns:wp="http://schemas.openxmlformats.org/drawingml/2006/wordprocessingDrawing" xmlns:w10="urn:schemas-microsoft-com:office:word" xmlns:w="http://schemas.openxmlformats.org/wordprocessingml/2006/main" xmlns:w14="http://schemas.microsoft.com/office/word/2010/wordml" xmlns:wpg="http://schemas.microsoft.com/office/word/2010/wordprocessingGroup" xmlns:wpi="http://schemas.microsoft.com/office/word/2010/wordprocessingInk" xmlns:wne="http://schemas.microsoft.com/office/word/2006/wordml" xmlns:wps="http://schemas.microsoft.com/office/word/2010/wordprocessingShape" mc:Ignorable="w14 wp14">
   <w:body>
     <w:p>
-      <w:pPr>
-        <w:spacing w:after="20" w:before="120"/>
-      </w:pPr>
-      <w:r>
-        <w:rPr>
-          <w:b/>
-          <w:sz w:val="22"/>
-        </w:rPr>
-        <w:t>Question: Choose the antonym of 'ANCIENT':</w:t>
-      </w:r>
-    </w:p>
-    <w:p>
-      <w:pPr>
-        <w:spacing w:after="0" w:before="0"/>
-      </w:pPr>
-      <w:r>
-        <w:rPr>
-          <w:b w:val="0"/>
-          <w:sz w:val="22"/>
-        </w:rPr>
-        <w:t>(a) Aged</w:t>
-      </w:r>
-    </w:p>
-    <w:p>
-      <w:pPr>
-        <w:spacing w:after="0" w:before="0"/>
-      </w:pPr>
-      <w:r>
-        <w:rPr>
-          <w:b w:val="0"/>
-          <w:sz w:val="22"/>
-        </w:rPr>
-        <w:t>(b) Old</w:t>
-      </w:r>
-    </w:p>
-    <w:p>
-      <w:pPr>
-        <w:spacing w:after="0" w:before="0"/>
-      </w:pPr>
-      <w:r>
-        <w:rPr>
-          <w:b w:val="0"/>
-          <w:sz w:val="22"/>
-        </w:rPr>
-        <w:t>(c) Modern</w:t>
-      </w:r>
-    </w:p>
-    <w:p>
-      <w:pPr>
-        <w:spacing w:after="0" w:before="0"/>
-      </w:pPr>
-      <w:r>
-        <w:rPr>
-          <w:b w:val="0"/>
-          <w:sz w:val="22"/>
-        </w:rPr>
-        <w:t>(d) Historic</w:t>
-      </w:r>
-    </w:p>
-    <w:p>
-      <w:pPr>
-        <w:spacing w:after="0" w:before="40"/>
-      </w:pPr>
-      <w:r>
-        <w:rPr>
-          <w:b/>
-          <w:sz w:val="22"/>
-        </w:rPr>
-        <w:t>Answer: c</w:t>
-      </w:r>
-    </w:p>
-    <w:p>
-      <w:pPr>
-        <w:spacing w:after="0" w:before="0"/>
-      </w:pPr>
-      <w:r>
-        <w:rPr>
-          <w:b w:val="0"/>
-          <w:sz w:val="21"/>
-        </w:rPr>
-        <w:t>Solution: Ancient (very old) is the opposite of modern.</w:t>
-      </w:r>
-    </w:p>
-    <w:p>
-      <w:pPr>
-        <w:spacing w:after="0" w:before="0"/>
-      </w:pPr>
-      <w:r>
-        <w:rPr>
-          <w:b w:val="0"/>
-          <w:sz w:val="20"/>
-        </w:rPr>
-        <w:t>Positive Marks: 1</w:t>
-      </w:r>
-    </w:p>
-    <w:p>
-      <w:pPr>
-        <w:spacing w:after="160" w:before="0"/>
-      </w:pPr>
-      <w:r>
-        <w:rPr>
-          <w:b w:val="0"/>
-          <w:sz w:val="20"/>
-        </w:rPr>
-        <w:t>Negative Marks: 0.25</w:t>
-      </w:r>
-    </w:p>
-    <w:p>
-      <w:pPr>
-        <w:spacing w:after="20" w:before="120"/>
-      </w:pPr>
-      <w:r>
-        <w:rPr>
-          <w:b/>
-          <w:sz w:val="22"/>
-        </w:rPr>
-        <w:t>Question: Choose the antonym of 'VICTORY':</w:t>
-      </w:r>
-    </w:p>
-    <w:p>
-      <w:pPr>
-        <w:spacing w:after="0" w:before="0"/>
-      </w:pPr>
-      <w:r>
-        <w:rPr>
-          <w:b w:val="0"/>
-          <w:sz w:val="22"/>
-        </w:rPr>
-        <w:t>(a) Success</w:t>
-      </w:r>
-    </w:p>
-    <w:p>
-      <w:pPr>
-        <w:spacing w:after="0" w:before="0"/>
-      </w:pPr>
-      <w:r>
-        <w:rPr>
-          <w:b w:val="0"/>
-          <w:sz w:val="22"/>
-        </w:rPr>
-        <w:t>(b) Triumph</w:t>
-      </w:r>
-    </w:p>
-    <w:p>
-      <w:pPr>
-        <w:spacing w:after="0" w:before="0"/>
-      </w:pPr>
-      <w:r>
-        <w:rPr>
-          <w:b w:val="0"/>
-          <w:sz w:val="22"/>
-        </w:rPr>
-        <w:t>(c) Conquest</w:t>
-      </w:r>
-    </w:p>
-    <w:p>
-      <w:pPr>
-        <w:spacing w:after="0" w:before="0"/>
-      </w:pPr>
-      <w:r>
-        <w:rPr>
-          <w:b w:val="0"/>
-          <w:sz w:val="22"/>
-        </w:rPr>
-        <w:t>(d) Defeat</w:t>
-      </w:r>
-    </w:p>
-    <w:p>
-      <w:pPr>
-        <w:spacing w:after="0" w:before="40"/>
-      </w:pPr>
-      <w:r>
-        <w:rPr>
-          <w:b/>
-          <w:sz w:val="22"/>
-        </w:rPr>
-        <w:t>Answer: d</w:t>
-      </w:r>
-    </w:p>
-    <w:p>
-      <w:pPr>
-        <w:spacing w:after="0" w:before="0"/>
-      </w:pPr>
-      <w:r>
-        <w:rPr>
-          <w:b w:val="0"/>
-          <w:sz w:val="21"/>
-        </w:rPr>
-        <w:t>Solution: Victory (winning) is the opposite of defeat.</w:t>
-      </w:r>
-    </w:p>
-    <w:p>
-      <w:pPr>
-        <w:spacing w:after="0" w:before="0"/>
-      </w:pPr>
-      <w:r>
-        <w:rPr>
-          <w:b w:val="0"/>
-          <w:sz w:val="20"/>
-        </w:rPr>
-        <w:t>Positive Marks: 1</w:t>
-      </w:r>
-    </w:p>
-    <w:p>
-      <w:pPr>
-        <w:spacing w:after="160" w:before="0"/>
-      </w:pPr>
-      <w:r>
-        <w:rPr>
-          <w:b w:val="0"/>
-          <w:sz w:val="20"/>
-        </w:rPr>
-        <w:t>Negative Marks: 0.25</w:t>
-      </w:r>
-    </w:p>
-    <w:p>
-      <w:pPr>
-        <w:spacing w:after="20" w:before="120"/>
-      </w:pPr>
-      <w:r>
-        <w:rPr>
-          <w:b/>
-          <w:sz w:val="22"/>
-        </w:rPr>
-        <w:t>Question: Which planet is called blue planet</w:t>
-      </w:r>
-    </w:p>
-    <w:p>
-      <w:pPr>
-        <w:spacing w:after="0" w:before="0"/>
-      </w:pPr>
-      <w:r>
-        <w:rPr>
-          <w:b w:val="0"/>
-          <w:sz w:val="22"/>
-        </w:rPr>
-        <w:t>(a) Mars</w:t>
-      </w:r>
-    </w:p>
-    <w:p>
-      <w:pPr>
-        <w:spacing w:after="0" w:before="0"/>
-      </w:pPr>
-      <w:r>
-        <w:rPr>
-          <w:b w:val="0"/>
-          <w:sz w:val="22"/>
-        </w:rPr>
-        <w:t>(b) Saturn</w:t>
-      </w:r>
-    </w:p>
-    <w:p>
-      <w:pPr>
-        <w:spacing w:after="0" w:before="0"/>
-      </w:pPr>
-      <w:r>
-        <w:rPr>
-          <w:b w:val="0"/>
-          <w:sz w:val="22"/>
-        </w:rPr>
-        <w:t>(c) Earth</w:t>
-      </w:r>
-    </w:p>
-    <w:p>
-      <w:pPr>
-        <w:spacing w:after="0" w:before="0"/>
-      </w:pPr>
-      <w:r>
-        <w:rPr>
-          <w:b w:val="0"/>
-          <w:sz w:val="22"/>
-        </w:rPr>
-        <w:t>(d) Jupiter</w:t>
-      </w:r>
-    </w:p>
-    <w:p>
-      <w:pPr>
-        <w:spacing w:after="0" w:before="40"/>
-      </w:pPr>
-      <w:r>
-        <w:rPr>
-          <w:b/>
-          <w:sz w:val="22"/>
-        </w:rPr>
-        <w:t>Answer: c</w:t>
-      </w:r>
-    </w:p>
-    <w:p>
-      <w:pPr>
-        <w:spacing w:after="0" w:before="0"/>
-      </w:pPr>
-      <w:r>
-        <w:rPr>
-          <w:b w:val="0"/>
-          <w:sz w:val="21"/>
-        </w:rPr>
-        <w:t>Solution: Earth is often referred to as the "blue planet" because when viewed from space, it appears predominantly blue due to its vast oceans and bodies of water, which reflect and scatter sunlight in a way that gives the planet its characteristic blue color.</w:t>
-      </w:r>
-    </w:p>
-    <w:p>
-      <w:pPr>
-        <w:spacing w:after="0" w:before="0"/>
-      </w:pPr>
-      <w:r>
-        <w:rPr>
-          <w:b w:val="0"/>
-          <w:sz w:val="20"/>
-        </w:rPr>
-        <w:t>Positive Marks: 1</w:t>
-      </w:r>
-    </w:p>
-    <w:p>
-      <w:pPr>
-        <w:spacing w:after="160" w:before="0"/>
-      </w:pPr>
-      <w:r>
-        <w:rPr>
-          <w:b w:val="0"/>
-          <w:sz w:val="20"/>
-        </w:rPr>
-        <w:t>Negative Marks: 0.25</w:t>
-      </w:r>
-    </w:p>
-    <w:p>
-      <w:pPr>
-        <w:spacing w:after="20" w:before="120"/>
-      </w:pPr>
-      <w:r>
-        <w:rPr>
-          <w:b/>
-          <w:sz w:val="22"/>
-        </w:rPr>
-        <w:t>Question: Find the next number in the series: 3, 8, 15, 24, 35, ?</w:t>
-      </w:r>
-    </w:p>
-    <w:p>
-      <w:pPr>
-        <w:spacing w:after="0" w:before="0"/>
-      </w:pPr>
-      <w:r>
-        <w:rPr>
-          <w:b w:val="0"/>
-          <w:sz w:val="22"/>
-        </w:rPr>
-        <w:t>(a) 50</w:t>
-      </w:r>
-    </w:p>
-    <w:p>
-      <w:pPr>
-        <w:spacing w:after="0" w:before="0"/>
-      </w:pPr>
-      <w:r>
-        <w:rPr>
-          <w:b w:val="0"/>
-          <w:sz w:val="22"/>
-        </w:rPr>
-        <w:t>(b) 44</w:t>
-      </w:r>
-    </w:p>
-    <w:p>
-      <w:pPr>
-        <w:spacing w:after="0" w:before="0"/>
-      </w:pPr>
-      <w:r>
-        <w:rPr>
-          <w:b w:val="0"/>
-          <w:sz w:val="22"/>
-        </w:rPr>
-        <w:t>(c) 48</w:t>
-      </w:r>
-    </w:p>
-    <w:p>
-      <w:pPr>
-        <w:spacing w:after="0" w:before="0"/>
-      </w:pPr>
-      <w:r>
-        <w:rPr>
-          <w:b w:val="0"/>
-          <w:sz w:val="22"/>
-        </w:rPr>
-        <w:t>(d) 46</w:t>
-      </w:r>
-    </w:p>
-    <w:p>
-      <w:pPr>
-        <w:spacing w:after="0" w:before="40"/>
-      </w:pPr>
-      <w:r>
-        <w:rPr>
-          <w:b/>
-          <w:sz w:val="22"/>
-        </w:rPr>
-        <w:t>Answer: c</w:t>
-      </w:r>
-    </w:p>
-    <w:p>
-      <w:pPr>
-        <w:spacing w:after="0" w:before="0"/>
-      </w:pPr>
-      <w:r>
-        <w:rPr>
-          <w:b w:val="0"/>
-          <w:sz w:val="21"/>
-        </w:rPr>
-        <w:t>Solution: Differences are odd numbers increasing by 2 (+5, +7, +9, +11, +13): 35 + 13 = 48.</w:t>
-      </w:r>
-    </w:p>
-    <w:p>
-      <w:pPr>
-        <w:spacing w:after="0" w:before="0"/>
-      </w:pPr>
-      <w:r>
-        <w:rPr>
-          <w:b w:val="0"/>
-          <w:sz w:val="20"/>
-        </w:rPr>
-        <w:t>Positive Marks: 1</w:t>
-      </w:r>
-    </w:p>
-    <w:p>
-      <w:pPr>
-        <w:spacing w:after="160" w:before="0"/>
-      </w:pPr>
-      <w:r>
-        <w:rPr>
-          <w:b w:val="0"/>
-          <w:sz w:val="20"/>
-        </w:rPr>
-        <w:t>Negative Marks: 0.25</w:t>
-      </w:r>
-    </w:p>
-    <w:p>
-      <w:pPr>
-        <w:spacing w:after="20" w:before="120"/>
-      </w:pPr>
-      <w:r>
-        <w:rPr>
-          <w:b/>
-          <w:sz w:val="22"/>
-        </w:rPr>
-        <w:t>Question: Dog : Puppy :: Cat : ?</w:t>
-      </w:r>
-    </w:p>
-    <w:p>
-      <w:pPr>
-        <w:spacing w:after="0" w:before="0"/>
-      </w:pPr>
-      <w:r>
-        <w:rPr>
-          <w:b w:val="0"/>
-          <w:sz w:val="22"/>
-        </w:rPr>
-        <w:t>(a) Kitten</w:t>
-      </w:r>
-    </w:p>
-    <w:p>
-      <w:pPr>
-        <w:spacing w:after="0" w:before="0"/>
-      </w:pPr>
-      <w:r>
-        <w:rPr>
-          <w:b w:val="0"/>
-          <w:sz w:val="22"/>
-        </w:rPr>
-        <w:t>(b) Cub</w:t>
-      </w:r>
-    </w:p>
-    <w:p>
-      <w:pPr>
-        <w:spacing w:after="0" w:before="0"/>
-      </w:pPr>
-      <w:r>
-        <w:rPr>
-          <w:b w:val="0"/>
-          <w:sz w:val="22"/>
-        </w:rPr>
-        <w:t>(c) Calf</w:t>
-      </w:r>
-    </w:p>
-    <w:p>
-      <w:pPr>
-        <w:spacing w:after="0" w:before="0"/>
-      </w:pPr>
-      <w:r>
-        <w:rPr>
-          <w:b w:val="0"/>
-          <w:sz w:val="22"/>
-        </w:rPr>
-        <w:t>(d) Chick</w:t>
-      </w:r>
-    </w:p>
-    <w:p>
-      <w:pPr>
-        <w:spacing w:after="0" w:before="40"/>
-      </w:pPr>
-      <w:r>
-        <w:rPr>
-          <w:b/>
-          <w:sz w:val="22"/>
-        </w:rPr>
-        <w:t>Answer: a</w:t>
-      </w:r>
-    </w:p>
-    <w:p>
-      <w:pPr>
-        <w:spacing w:after="0" w:before="0"/>
-      </w:pPr>
-      <w:r>
-        <w:rPr>
-          <w:b w:val="0"/>
-          <w:sz w:val="21"/>
-        </w:rPr>
-        <w:t>Solution: A puppy is a baby dog; a kitten is a baby cat.</w:t>
-      </w:r>
-    </w:p>
-    <w:p>
-      <w:pPr>
-        <w:spacing w:after="0" w:before="0"/>
-      </w:pPr>
-      <w:r>
-        <w:rPr>
-          <w:b w:val="0"/>
-          <w:sz w:val="20"/>
-        </w:rPr>
-        <w:t>Positive Marks: 1</w:t>
-      </w:r>
-    </w:p>
-    <w:p>
-      <w:pPr>
-        <w:spacing w:after="160" w:before="0"/>
-      </w:pPr>
-      <w:r>
-        <w:rPr>
-          <w:b w:val="0"/>
-          <w:sz w:val="20"/>
-        </w:rPr>
-        <w:t>Negative Marks: 0.25</w:t>
-      </w:r>
-    </w:p>
-    <w:p>
-      <w:pPr>
-        <w:spacing w:after="20" w:before="120"/>
-      </w:pPr>
-      <w:r>
-        <w:rPr>
-          <w:b/>
-          <w:sz w:val="22"/>
-        </w:rPr>
-        <w:t>Question: If 'TABLE' is written as 'ELBAT', how is 'CHAIR' written?</w:t>
-      </w:r>
-    </w:p>
-    <w:p>
-      <w:pPr>
-        <w:spacing w:after="0" w:before="0"/>
-      </w:pPr>
-      <w:r>
-        <w:rPr>
-          <w:b w:val="0"/>
-          <w:sz w:val="22"/>
-        </w:rPr>
-        <w:t>(a) RCAIH</w:t>
-      </w:r>
-    </w:p>
-    <w:p>
-      <w:pPr>
-        <w:spacing w:after="0" w:before="0"/>
-      </w:pPr>
-      <w:r>
-        <w:rPr>
-          <w:b w:val="0"/>
-          <w:sz w:val="22"/>
-        </w:rPr>
-        <w:t>(b) RAIHC</w:t>
-      </w:r>
-    </w:p>
-    <w:p>
-      <w:pPr>
-        <w:spacing w:after="0" w:before="0"/>
-      </w:pPr>
-      <w:r>
-        <w:rPr>
-          <w:b w:val="0"/>
-          <w:sz w:val="22"/>
-        </w:rPr>
-        <w:t>(c) RIAHC</w:t>
-      </w:r>
-    </w:p>
-    <w:p>
-      <w:pPr>
-        <w:spacing w:after="0" w:before="0"/>
-      </w:pPr>
-      <w:r>
-        <w:rPr>
-          <w:b w:val="0"/>
-          <w:sz w:val="22"/>
-        </w:rPr>
-        <w:t>(d) RIACH</w:t>
-      </w:r>
-    </w:p>
-    <w:p>
-      <w:pPr>
-        <w:spacing w:after="0" w:before="40"/>
-      </w:pPr>
-      <w:r>
-        <w:rPr>
-          <w:b/>
-          <w:sz w:val="22"/>
-        </w:rPr>
-        <w:t>Answer: c</w:t>
-      </w:r>
-    </w:p>
-    <w:p>
-      <w:pPr>
-        <w:spacing w:after="0" w:before="0"/>
-      </w:pPr>
-      <w:r>
-        <w:rPr>
-          <w:b w:val="0"/>
-          <w:sz w:val="21"/>
-        </w:rPr>
-        <w:t>Solution: The word is simply reversed: CHAIR → RIAHC.</w:t>
-      </w:r>
-    </w:p>
-    <w:p>
-      <w:pPr>
-        <w:spacing w:after="0" w:before="0"/>
-      </w:pPr>
-      <w:r>
-        <w:rPr>
-          <w:b w:val="0"/>
-          <w:sz w:val="20"/>
-        </w:rPr>
-        <w:t>Positive Marks: 1</w:t>
-      </w:r>
-    </w:p>
-    <w:p>
-      <w:pPr>
-        <w:spacing w:after="160" w:before="0"/>
-      </w:pPr>
-      <w:r>
-        <w:rPr>
-          <w:b w:val="0"/>
-          <w:sz w:val="20"/>
-        </w:rPr>
-        <w:t>Negative Marks: 0.25</w:t>
-      </w:r>
-    </w:p>
-    <w:p>
-      <w:pPr>
-        <w:spacing w:after="20" w:before="120"/>
-      </w:pPr>
-      <w:r>
-        <w:rPr>
-          <w:b/>
-          <w:sz w:val="22"/>
-        </w:rPr>
-        <w:t>Question: Which schedule of the Indian Constitution lists the official languages?</w:t>
-      </w:r>
-    </w:p>
-    <w:p>
-      <w:pPr>
-        <w:spacing w:after="0" w:before="0"/>
-      </w:pPr>
-      <w:r>
-        <w:rPr>
-          <w:b w:val="0"/>
-          <w:sz w:val="22"/>
-        </w:rPr>
-        <w:t>(a) Ninth Schedule</w:t>
-      </w:r>
-    </w:p>
-    <w:p>
-      <w:pPr>
-        <w:spacing w:after="0" w:before="0"/>
-      </w:pPr>
-      <w:r>
-        <w:rPr>
-          <w:b w:val="0"/>
-          <w:sz w:val="22"/>
-        </w:rPr>
-        <w:t>(b) Seventh Schedule</w:t>
-      </w:r>
-    </w:p>
-    <w:p>
-      <w:pPr>
-        <w:spacing w:after="0" w:before="0"/>
-      </w:pPr>
-      <w:r>
-        <w:rPr>
-          <w:b w:val="0"/>
-          <w:sz w:val="22"/>
-        </w:rPr>
-        <w:t>(c) Sixth Schedule</w:t>
-      </w:r>
-    </w:p>
-    <w:p>
-      <w:pPr>
-        <w:spacing w:after="0" w:before="0"/>
-      </w:pPr>
-      <w:r>
-        <w:rPr>
-          <w:b w:val="0"/>
-          <w:sz w:val="22"/>
-        </w:rPr>
-        <w:t>(d) Eighth Schedule</w:t>
-      </w:r>
-    </w:p>
-    <w:p>
-      <w:pPr>
-        <w:spacing w:after="0" w:before="40"/>
-      </w:pPr>
-      <w:r>
-        <w:rPr>
-          <w:b/>
-          <w:sz w:val="22"/>
-        </w:rPr>
-        <w:t>Answer: d</w:t>
-      </w:r>
-    </w:p>
-    <w:p>
-      <w:pPr>
-        <w:spacing w:after="0" w:before="0"/>
-      </w:pPr>
-      <w:r>
-        <w:rPr>
-          <w:b w:val="0"/>
-          <w:sz w:val="21"/>
-        </w:rPr>
-        <w:t>Solution: The Eighth Schedule lists the 22 official languages of India.</w:t>
-      </w:r>
-    </w:p>
-    <w:p>
-      <w:pPr>
-        <w:spacing w:after="0" w:before="0"/>
-      </w:pPr>
-      <w:r>
-        <w:rPr>
-          <w:b w:val="0"/>
-          <w:sz w:val="20"/>
-        </w:rPr>
-        <w:t>Positive Marks: 1</w:t>
-      </w:r>
-    </w:p>
-    <w:p>
-      <w:pPr>
-        <w:spacing w:after="160" w:before="0"/>
-      </w:pPr>
-      <w:r>
-        <w:rPr>
-          <w:b w:val="0"/>
-          <w:sz w:val="20"/>
-        </w:rPr>
-        <w:t>Negative Marks: 0.25</w:t>
-      </w:r>
-    </w:p>
-    <w:p>
-      <w:pPr>
-        <w:spacing w:after="20" w:before="120"/>
-      </w:pPr>
-      <w:r>
-        <w:rPr>
-          <w:b/>
-          <w:sz w:val="22"/>
-        </w:rPr>
-        <w:t>Question: Which of the following is a UNESCO World Heritage Site in India?</w:t>
-      </w:r>
-    </w:p>
-    <w:p>
-      <w:pPr>
-        <w:spacing w:after="0" w:before="0"/>
-      </w:pPr>
-      <w:r>
-        <w:rPr>
-          <w:b w:val="0"/>
-          <w:sz w:val="22"/>
-        </w:rPr>
-        <w:t>(a) Qutub Minar only</w:t>
-      </w:r>
-    </w:p>
-    <w:p>
-      <w:pPr>
-        <w:spacing w:after="0" w:before="0"/>
-      </w:pPr>
-      <w:r>
-        <w:rPr>
-          <w:b w:val="0"/>
-          <w:sz w:val="22"/>
-        </w:rPr>
-        <w:t>(b) Taj Mahal</w:t>
-      </w:r>
-    </w:p>
-    <w:p>
-      <w:pPr>
-        <w:spacing w:after="0" w:before="0"/>
-      </w:pPr>
-      <w:r>
-        <w:rPr>
-          <w:b w:val="0"/>
-          <w:sz w:val="22"/>
-        </w:rPr>
-        <w:t>(c) India Gate</w:t>
-      </w:r>
-    </w:p>
-    <w:p>
-      <w:pPr>
-        <w:spacing w:after="0" w:before="0"/>
-      </w:pPr>
-      <w:r>
-        <w:rPr>
-          <w:b w:val="0"/>
-          <w:sz w:val="22"/>
-        </w:rPr>
-        <w:t>(d) Gateway of India</w:t>
-      </w:r>
-    </w:p>
-    <w:p>
-      <w:pPr>
-        <w:spacing w:after="0" w:before="40"/>
-      </w:pPr>
-      <w:r>
-        <w:rPr>
-          <w:b/>
-          <w:sz w:val="22"/>
-        </w:rPr>
-        <w:t>Answer: b</w:t>
-      </w:r>
-    </w:p>
-    <w:p>
-      <w:pPr>
-        <w:spacing w:after="0" w:before="0"/>
-      </w:pPr>
-      <w:r>
-        <w:rPr>
-          <w:b w:val="0"/>
-          <w:sz w:val="21"/>
-        </w:rPr>
-        <w:t>Solution: The Taj Mahal (Agra) is a UNESCO World Heritage Site; the Qutub Minar is also one, but the Taj is the classic answer.</w:t>
-      </w:r>
-    </w:p>
-    <w:p>
-      <w:pPr>
-        <w:spacing w:after="0" w:before="0"/>
-      </w:pPr>
-      <w:r>
-        <w:rPr>
-          <w:b w:val="0"/>
-          <w:sz w:val="20"/>
-        </w:rPr>
-        <w:t>Positive Marks: 1</w:t>
-      </w:r>
-    </w:p>
-    <w:p>
-      <w:pPr>
-        <w:spacing w:after="160" w:before="0"/>
-      </w:pPr>
-      <w:r>
-        <w:rPr>
-          <w:b w:val="0"/>
-          <w:sz w:val="20"/>
-        </w:rPr>
-        <w:t>Negative Marks: 0.25</w:t>
-      </w:r>
-    </w:p>
-    <w:p>
-      <w:pPr>
-        <w:spacing w:after="20" w:before="120"/>
-      </w:pPr>
-      <w:r>
-        <w:rPr>
-          <w:b/>
-          <w:sz w:val="22"/>
-        </w:rPr>
-        <w:t>Question: Which state is known as the 'Spice Garden of India'?</w:t>
-      </w:r>
-    </w:p>
-    <w:p>
-      <w:pPr>
-        <w:spacing w:after="0" w:before="0"/>
-      </w:pPr>
-      <w:r>
-        <w:rPr>
-          <w:b w:val="0"/>
-          <w:sz w:val="22"/>
-        </w:rPr>
-        <w:t>(a) Kerala</w:t>
-      </w:r>
-    </w:p>
-    <w:p>
-      <w:pPr>
-        <w:spacing w:after="0" w:before="0"/>
-      </w:pPr>
-      <w:r>
-        <w:rPr>
-          <w:b w:val="0"/>
-          <w:sz w:val="22"/>
-        </w:rPr>
-        <w:t>(b) Goa</w:t>
-      </w:r>
-    </w:p>
-    <w:p>
-      <w:pPr>
-        <w:spacing w:after="0" w:before="0"/>
-      </w:pPr>
-      <w:r>
-        <w:rPr>
-          <w:b w:val="0"/>
-          <w:sz w:val="22"/>
-        </w:rPr>
-        <w:t>(c) Tamil Nadu</w:t>
-      </w:r>
-    </w:p>
-    <w:p>
-      <w:pPr>
-        <w:spacing w:after="0" w:before="0"/>
-      </w:pPr>
-      <w:r>
-        <w:rPr>
-          <w:b w:val="0"/>
-          <w:sz w:val="22"/>
-        </w:rPr>
-        <w:t>(d) Karnataka</w:t>
-      </w:r>
-    </w:p>
-    <w:p>
-      <w:pPr>
-        <w:spacing w:after="0" w:before="40"/>
-      </w:pPr>
-      <w:r>
-        <w:rPr>
-          <w:b/>
-          <w:sz w:val="22"/>
-        </w:rPr>
-        <w:t>Answer: a</w:t>
-      </w:r>
-    </w:p>
-    <w:p>
-      <w:pPr>
-        <w:spacing w:after="0" w:before="0"/>
-      </w:pPr>
-      <w:r>
-        <w:rPr>
-          <w:b w:val="0"/>
-          <w:sz w:val="21"/>
-        </w:rPr>
-        <w:t>Solution: Kerala is known as the Spice Garden of India for its abundant spice production.</w:t>
-      </w:r>
-    </w:p>
-    <w:p>
-      <w:pPr>
-        <w:spacing w:after="0" w:before="0"/>
-      </w:pPr>
-      <w:r>
-        <w:rPr>
-          <w:b w:val="0"/>
-          <w:sz w:val="20"/>
-        </w:rPr>
-        <w:t>Positive Marks: 1</w:t>
-      </w:r>
-    </w:p>
-    <w:p>
-      <w:pPr>
-        <w:spacing w:after="160" w:before="0"/>
-      </w:pPr>
-      <w:r>
-        <w:rPr>
-          <w:b w:val="0"/>
-          <w:sz w:val="20"/>
-        </w:rPr>
-        <w:t>Negative Marks: 0.25</w:t>
-      </w:r>
-    </w:p>
-    <w:p>
-      <w:pPr>
-        <w:spacing w:after="20" w:before="120"/>
-      </w:pPr>
-      <w:r>
-        <w:rPr>
-          <w:b/>
-          <w:sz w:val="22"/>
-        </w:rPr>
-        <w:t>Question: At 3:15, what is the angle between the hour hand and the minute hand of a clock?</w:t>
-      </w:r>
-    </w:p>
-    <w:p>
-      <w:pPr>
-        <w:spacing w:after="0" w:before="0"/>
-      </w:pPr>
-      <w:r>
-        <w:rPr>
-          <w:b w:val="0"/>
-          <w:sz w:val="22"/>
-        </w:rPr>
-        <w:t>(a) 30 degrees</w:t>
-      </w:r>
-    </w:p>
-    <w:p>
-      <w:pPr>
-        <w:spacing w:after="0" w:before="0"/>
-      </w:pPr>
-      <w:r>
-        <w:rPr>
-          <w:b w:val="0"/>
-          <w:sz w:val="22"/>
-        </w:rPr>
-        <w:t>(b) 15 degrees</w:t>
-      </w:r>
-    </w:p>
-    <w:p>
-      <w:pPr>
-        <w:spacing w:after="0" w:before="0"/>
-      </w:pPr>
-      <w:r>
-        <w:rPr>
-          <w:b w:val="0"/>
-          <w:sz w:val="22"/>
-        </w:rPr>
-        <w:t>(c) 7.5 degrees</w:t>
-      </w:r>
-    </w:p>
-    <w:p>
-      <w:pPr>
-        <w:spacing w:after="0" w:before="0"/>
-      </w:pPr>
-      <w:r>
-        <w:rPr>
-          <w:b w:val="0"/>
-          <w:sz w:val="22"/>
-        </w:rPr>
-        <w:t>(d) 0 degrees</w:t>
-      </w:r>
-    </w:p>
-    <w:p>
-      <w:pPr>
-        <w:spacing w:after="0" w:before="40"/>
-      </w:pPr>
-      <w:r>
-        <w:rPr>
-          <w:b/>
-          <w:sz w:val="22"/>
-        </w:rPr>
-        <w:t>Answer: c</w:t>
-      </w:r>
-    </w:p>
-    <w:p>
-      <w:pPr>
-        <w:spacing w:after="0" w:before="0"/>
-      </w:pPr>
-      <w:r>
-        <w:rPr>
-          <w:b w:val="0"/>
-          <w:sz w:val="21"/>
-        </w:rPr>
-        <w:t>Solution: At 3:15 the minute hand is at 90°; the hour hand has moved ¼ of 30° = 7.5° past 90°, so the angle is 7.5°.</w:t>
-      </w:r>
-    </w:p>
-    <w:p>
-      <w:pPr>
-        <w:spacing w:after="0" w:before="0"/>
-      </w:pPr>
-      <w:r>
-        <w:rPr>
-          <w:b w:val="0"/>
-          <w:sz w:val="20"/>
-        </w:rPr>
-        <w:t>Positive Marks: 1</w:t>
-      </w:r>
-    </w:p>
-    <w:p>
-      <w:pPr>
-        <w:spacing w:after="160" w:before="0"/>
-      </w:pPr>
-      <w:r>
-        <w:rPr>
-          <w:b w:val="0"/>
-          <w:sz w:val="20"/>
-        </w:rPr>
-        <w:t>Negative Marks: 0.25</w:t>
-      </w:r>
-    </w:p>
-    <w:p>
-      <w:pPr>
-        <w:spacing w:after="20" w:before="120"/>
-      </w:pPr>
-      <w:r>
-        <w:rPr>
-          <w:b/>
-          <w:sz w:val="22"/>
-        </w:rPr>
-        <w:t>Question: Which is the longest river in the world?</w:t>
-      </w:r>
-    </w:p>
-    <w:p>
-      <w:pPr>
-        <w:spacing w:after="0" w:before="0"/>
-      </w:pPr>
-      <w:r>
-        <w:rPr>
-          <w:b w:val="0"/>
-          <w:sz w:val="22"/>
-        </w:rPr>
-        <w:t>(a) Mississippi</w:t>
-      </w:r>
-    </w:p>
-    <w:p>
-      <w:pPr>
-        <w:spacing w:after="0" w:before="0"/>
-      </w:pPr>
-      <w:r>
-        <w:rPr>
-          <w:b w:val="0"/>
-          <w:sz w:val="22"/>
-        </w:rPr>
-        <w:t>(b) Amazon</w:t>
-      </w:r>
-    </w:p>
-    <w:p>
-      <w:pPr>
-        <w:spacing w:after="0" w:before="0"/>
-      </w:pPr>
-      <w:r>
-        <w:rPr>
-          <w:b w:val="0"/>
-          <w:sz w:val="22"/>
-        </w:rPr>
-        <w:t>(c) Nile</w:t>
-      </w:r>
-    </w:p>
-    <w:p>
-      <w:pPr>
-        <w:spacing w:after="0" w:before="0"/>
-      </w:pPr>
-      <w:r>
-        <w:rPr>
-          <w:b w:val="0"/>
-          <w:sz w:val="22"/>
-        </w:rPr>
-        <w:t>(d) Yangtze</w:t>
-      </w:r>
-    </w:p>
-    <w:p>
-      <w:pPr>
-        <w:spacing w:after="0" w:before="40"/>
-      </w:pPr>
-      <w:r>
-        <w:rPr>
-          <w:b/>
-          <w:sz w:val="22"/>
-        </w:rPr>
-        <w:t>Answer: c</w:t>
-      </w:r>
-    </w:p>
-    <w:p>
-      <w:pPr>
-        <w:spacing w:after="0" w:before="0"/>
-      </w:pPr>
-      <w:r>
-        <w:rPr>
-          <w:b w:val="0"/>
-          <w:sz w:val="21"/>
-        </w:rPr>
-        <w:t>Solution: The Nile (about 6650 km) is traditionally regarded as the longest river; the Amazon carries the largest volume.</w:t>
-      </w:r>
-    </w:p>
-    <w:p>
-      <w:pPr>
-        <w:spacing w:after="0" w:before="0"/>
-      </w:pPr>
-      <w:r>
-        <w:rPr>
-          <w:b w:val="0"/>
-          <w:sz w:val="20"/>
-        </w:rPr>
-        <w:t>Positive Marks: 1</w:t>
-      </w:r>
-    </w:p>
-    <w:p>
-      <w:pPr>
-        <w:spacing w:after="160" w:before="0"/>
-      </w:pPr>
-      <w:r>
-        <w:rPr>
-          <w:b w:val="0"/>
-          <w:sz w:val="20"/>
-        </w:rPr>
-        <w:t>Negative Marks: 0.25</w:t>
-      </w:r>
-    </w:p>
-    <w:p>
-      <w:pPr>
-        <w:spacing w:after="20" w:before="120"/>
-      </w:pPr>
-      <w:r>
-        <w:rPr>
-          <w:b/>
-          <w:sz w:val="22"/>
-        </w:rPr>
-        <w:t>Question: If 'CAT' is coded as '3120', how is 'DOG' coded?</w:t>
-      </w:r>
-    </w:p>
-    <w:p>
-      <w:pPr>
-        <w:spacing w:after="0" w:before="0"/>
-      </w:pPr>
-      <w:r>
-        <w:rPr>
-          <w:b w:val="0"/>
-          <w:sz w:val="22"/>
-        </w:rPr>
-        <w:t>(a) 4158</w:t>
-      </w:r>
-    </w:p>
-    <w:p>
-      <w:pPr>
-        <w:spacing w:after="0" w:before="0"/>
-      </w:pPr>
-      <w:r>
-        <w:rPr>
-          <w:b w:val="0"/>
-          <w:sz w:val="22"/>
-        </w:rPr>
-        <w:t>(b) 4167</w:t>
-      </w:r>
-    </w:p>
-    <w:p>
-      <w:pPr>
-        <w:spacing w:after="0" w:before="0"/>
-      </w:pPr>
-      <w:r>
-        <w:rPr>
-          <w:b w:val="0"/>
-          <w:sz w:val="22"/>
-        </w:rPr>
-        <w:t>(c) 4157</w:t>
-      </w:r>
-    </w:p>
-    <w:p>
-      <w:pPr>
-        <w:spacing w:after="0" w:before="0"/>
-      </w:pPr>
-      <w:r>
-        <w:rPr>
-          <w:b w:val="0"/>
-          <w:sz w:val="22"/>
-        </w:rPr>
-        <w:t>(d) 3157</w:t>
-      </w:r>
-    </w:p>
-    <w:p>
-      <w:pPr>
-        <w:spacing w:after="0" w:before="40"/>
-      </w:pPr>
-      <w:r>
-        <w:rPr>
-          <w:b/>
-          <w:sz w:val="22"/>
-        </w:rPr>
-        <w:t>Answer: c</w:t>
-      </w:r>
-    </w:p>
-    <w:p>
-      <w:pPr>
-        <w:spacing w:after="0" w:before="0"/>
-      </w:pPr>
-      <w:r>
-        <w:rPr>
-          <w:b w:val="0"/>
-          <w:sz w:val="21"/>
-        </w:rPr>
-        <w:t>Solution: Letters are replaced by their positions: D=4, O=15, G=7 → 4157.</w:t>
-      </w:r>
-    </w:p>
-    <w:p>
-      <w:pPr>
-        <w:spacing w:after="0" w:before="0"/>
-      </w:pPr>
-      <w:r>
-        <w:rPr>
-          <w:b w:val="0"/>
-          <w:sz w:val="20"/>
-        </w:rPr>
-        <w:t>Positive Marks: 1</w:t>
-      </w:r>
-    </w:p>
-    <w:p>
-      <w:pPr>
-        <w:spacing w:after="160" w:before="0"/>
-      </w:pPr>
-      <w:r>
-        <w:rPr>
-          <w:b w:val="0"/>
-          <w:sz w:val="20"/>
-        </w:rPr>
-        <w:t>Negative Marks: 0.25</w:t>
-      </w:r>
-    </w:p>
-    <w:p>
-      <w:pPr>
-        <w:spacing w:after="20" w:before="120"/>
-      </w:pPr>
-      <w:r>
-        <w:rPr>
-          <w:b/>
-          <w:sz w:val="22"/>
-        </w:rPr>
-        <w:t>Question: Which institution issues currency notes in India?</w:t>
-      </w:r>
-    </w:p>
-    <w:p>
-      <w:pPr>
-        <w:spacing w:after="0" w:before="0"/>
-      </w:pPr>
-      <w:r>
-        <w:rPr>
-          <w:b w:val="0"/>
-          <w:sz w:val="22"/>
-        </w:rPr>
-        <w:t>(a) Ministry of Finance</w:t>
-      </w:r>
-    </w:p>
-    <w:p>
-      <w:pPr>
-        <w:spacing w:after="0" w:before="0"/>
-      </w:pPr>
-      <w:r>
-        <w:rPr>
-          <w:b w:val="0"/>
-          <w:sz w:val="22"/>
-        </w:rPr>
-        <w:t>(b) NABARD</w:t>
-      </w:r>
-    </w:p>
-    <w:p>
-      <w:pPr>
-        <w:spacing w:after="0" w:before="0"/>
-      </w:pPr>
-      <w:r>
-        <w:rPr>
-          <w:b w:val="0"/>
-          <w:sz w:val="22"/>
-        </w:rPr>
-        <w:t>(c) SBI</w:t>
-      </w:r>
-    </w:p>
-    <w:p>
-      <w:pPr>
-        <w:spacing w:after="0" w:before="0"/>
-      </w:pPr>
-      <w:r>
-        <w:rPr>
-          <w:b w:val="0"/>
-          <w:sz w:val="22"/>
-        </w:rPr>
-        <w:t>(d) RBI</w:t>
-      </w:r>
-    </w:p>
-    <w:p>
-      <w:pPr>
-        <w:spacing w:after="0" w:before="40"/>
-      </w:pPr>
-      <w:r>
-        <w:rPr>
-          <w:b/>
-          <w:sz w:val="22"/>
-        </w:rPr>
-        <w:t>Answer: d</w:t>
-      </w:r>
-    </w:p>
-    <w:p>
-      <w:pPr>
-        <w:spacing w:after="0" w:before="0"/>
-      </w:pPr>
-      <w:r>
-        <w:rPr>
-          <w:b w:val="0"/>
-          <w:sz w:val="21"/>
-        </w:rPr>
-        <w:t>Solution: The Reserve Bank of India issues all currency notes in India (except the one-rupee note, issued by the Finance Ministry).</w:t>
-      </w:r>
-    </w:p>
-    <w:p>
-      <w:pPr>
-        <w:spacing w:after="0" w:before="0"/>
-      </w:pPr>
-      <w:r>
-        <w:rPr>
-          <w:b w:val="0"/>
-          <w:sz w:val="20"/>
-        </w:rPr>
-        <w:t>Positive Marks: 1</w:t>
-      </w:r>
-    </w:p>
-    <w:p>
-      <w:pPr>
-        <w:spacing w:after="160" w:before="0"/>
-      </w:pPr>
-      <w:r>
-        <w:rPr>
-          <w:b w:val="0"/>
-          <w:sz w:val="20"/>
-        </w:rPr>
-        <w:t>Negative Marks: 0.25</w:t>
-      </w:r>
-    </w:p>
-    <w:p>
-      <w:pPr>
-        <w:spacing w:after="20" w:before="120"/>
-      </w:pPr>
-      <w:r>
-        <w:rPr>
-          <w:b/>
-          <w:sz w:val="22"/>
-        </w:rPr>
-        <w:t>Question: What is the value of 2³ + 3²?</w:t>
-      </w:r>
-    </w:p>
-    <w:p>
-      <w:pPr>
-        <w:spacing w:after="0" w:before="0"/>
-      </w:pPr>
-      <w:r>
-        <w:rPr>
-          <w:b w:val="0"/>
-          <w:sz w:val="22"/>
-        </w:rPr>
-        <w:t>(a) 17</w:t>
-      </w:r>
-    </w:p>
-    <w:p>
-      <w:pPr>
-        <w:spacing w:after="0" w:before="0"/>
-      </w:pPr>
-      <w:r>
-        <w:rPr>
-          <w:b w:val="0"/>
-          <w:sz w:val="22"/>
-        </w:rPr>
-        <w:t>(b) 13</w:t>
-      </w:r>
-    </w:p>
-    <w:p>
-      <w:pPr>
-        <w:spacing w:after="0" w:before="0"/>
-      </w:pPr>
-      <w:r>
-        <w:rPr>
-          <w:b w:val="0"/>
-          <w:sz w:val="22"/>
-        </w:rPr>
-        <w:t>(c) 19</w:t>
-      </w:r>
-    </w:p>
-    <w:p>
-      <w:pPr>
-        <w:spacing w:after="0" w:before="0"/>
-      </w:pPr>
-      <w:r>
-        <w:rPr>
-          <w:b w:val="0"/>
-          <w:sz w:val="22"/>
-        </w:rPr>
-        <w:t>(d) 15</w:t>
-      </w:r>
-    </w:p>
-    <w:p>
-      <w:pPr>
-        <w:spacing w:after="0" w:before="40"/>
-      </w:pPr>
-      <w:r>
-        <w:rPr>
-          <w:b/>
-          <w:sz w:val="22"/>
-        </w:rPr>
-        <w:t>Answer: a</w:t>
-      </w:r>
-    </w:p>
-    <w:p>
-      <w:pPr>
-        <w:spacing w:after="0" w:before="0"/>
-      </w:pPr>
-      <w:r>
-        <w:rPr>
-          <w:b w:val="0"/>
-          <w:sz w:val="21"/>
-        </w:rPr>
-        <w:t>Solution: 2³ = 8 and 3² = 9; 8 + 9 = 17.</w:t>
-      </w:r>
-    </w:p>
-    <w:p>
-      <w:pPr>
-        <w:spacing w:after="0" w:before="0"/>
-      </w:pPr>
-      <w:r>
-        <w:rPr>
-          <w:b w:val="0"/>
-          <w:sz w:val="20"/>
-        </w:rPr>
-        <w:t>Positive Marks: 1</w:t>
-      </w:r>
-    </w:p>
-    <w:p>
-      <w:pPr>
-        <w:spacing w:after="160" w:before="0"/>
-      </w:pPr>
-      <w:r>
-        <w:rPr>
-          <w:b w:val="0"/>
-          <w:sz w:val="20"/>
-        </w:rPr>
-        <w:t>Negative Marks: 0.25</w:t>
-      </w:r>
-    </w:p>
-    <w:p>
-      <w:pPr>
-        <w:spacing w:after="20" w:before="120"/>
-      </w:pPr>
-      <w:r>
-        <w:rPr>
-          <w:b/>
-          <w:sz w:val="22"/>
-        </w:rPr>
-        <w:t>Question: The average of 5 consecutive even numbers is 12. What is the largest of these numbers?</w:t>
-      </w:r>
-    </w:p>
-    <w:p>
-      <w:pPr>
-        <w:spacing w:after="0" w:before="0"/>
-      </w:pPr>
-      <w:r>
-        <w:rPr>
-          <w:b w:val="0"/>
-          <w:sz w:val="22"/>
-        </w:rPr>
-        <w:t>(a) 16</w:t>
-      </w:r>
-    </w:p>
-    <w:p>
-      <w:pPr>
-        <w:spacing w:after="0" w:before="0"/>
-      </w:pPr>
-      <w:r>
-        <w:rPr>
-          <w:b w:val="0"/>
-          <w:sz w:val="22"/>
-        </w:rPr>
-        <w:t>(b) 18</w:t>
-      </w:r>
-    </w:p>
-    <w:p>
-      <w:pPr>
-        <w:spacing w:after="0" w:before="0"/>
-      </w:pPr>
-      <w:r>
-        <w:rPr>
-          <w:b w:val="0"/>
-          <w:sz w:val="22"/>
-        </w:rPr>
-        <w:t>(c) 14</w:t>
-      </w:r>
-    </w:p>
-    <w:p>
-      <w:pPr>
-        <w:spacing w:after="0" w:before="0"/>
-      </w:pPr>
-      <w:r>
-        <w:rPr>
-          <w:b w:val="0"/>
-          <w:sz w:val="22"/>
-        </w:rPr>
-        <w:t>(d) 20</w:t>
-      </w:r>
-    </w:p>
-    <w:p>
-      <w:pPr>
-        <w:spacing w:after="0" w:before="40"/>
-      </w:pPr>
-      <w:r>
-        <w:rPr>
-          <w:b/>
-          <w:sz w:val="22"/>
-        </w:rPr>
-        <w:t>Answer: a</w:t>
-      </w:r>
-    </w:p>
-    <w:p>
-      <w:pPr>
-        <w:spacing w:after="0" w:before="0"/>
-      </w:pPr>
-      <w:r>
-        <w:rPr>
-          <w:b w:val="0"/>
-          <w:sz w:val="21"/>
-        </w:rPr>
-        <w:t>Solution: The numbers are 8, 10, 12, 14, 16 (average 12); the largest is 16.</w:t>
-      </w:r>
-    </w:p>
-    <w:p>
-      <w:pPr>
-        <w:spacing w:after="0" w:before="0"/>
-      </w:pPr>
-      <w:r>
-        <w:rPr>
-          <w:b w:val="0"/>
-          <w:sz w:val="20"/>
-        </w:rPr>
-        <w:t>Positive Marks: 1</w:t>
-      </w:r>
-    </w:p>
-    <w:p>
-      <w:pPr>
-        <w:spacing w:after="160" w:before="0"/>
-      </w:pPr>
-      <w:r>
-        <w:rPr>
-          <w:b w:val="0"/>
-          <w:sz w:val="20"/>
-        </w:rPr>
-        <w:t>Negative Marks: 0.25</w:t>
-      </w:r>
-    </w:p>
-    <w:p>
-      <w:pPr>
-        <w:spacing w:after="20" w:before="120"/>
-      </w:pPr>
-      <w:r>
-        <w:rPr>
-          <w:b/>
-          <w:sz w:val="22"/>
-        </w:rPr>
-        <w:t>Question: The first woman Prime Minister of India was:</w:t>
-      </w:r>
-    </w:p>
-    <w:p>
-      <w:pPr>
-        <w:spacing w:after="0" w:before="0"/>
-      </w:pPr>
-      <w:r>
-        <w:rPr>
-          <w:b w:val="0"/>
-          <w:sz w:val="22"/>
-        </w:rPr>
-        <w:t>(a) Pratibha Patil</w:t>
-      </w:r>
-    </w:p>
-    <w:p>
-      <w:pPr>
-        <w:spacing w:after="0" w:before="0"/>
-      </w:pPr>
-      <w:r>
-        <w:rPr>
-          <w:b w:val="0"/>
-          <w:sz w:val="22"/>
-        </w:rPr>
-        <w:t>(b) Sarojini Naidu</w:t>
-      </w:r>
-    </w:p>
-    <w:p>
-      <w:pPr>
-        <w:spacing w:after="0" w:before="0"/>
-      </w:pPr>
-      <w:r>
-        <w:rPr>
-          <w:b w:val="0"/>
-          <w:sz w:val="22"/>
-        </w:rPr>
-        <w:t>(c) Indira Gandhi</w:t>
-      </w:r>
-    </w:p>
-    <w:p>
-      <w:pPr>
-        <w:spacing w:after="0" w:before="0"/>
-      </w:pPr>
-      <w:r>
-        <w:rPr>
-          <w:b w:val="0"/>
-          <w:sz w:val="22"/>
-        </w:rPr>
-        <w:t>(d) Sushma Swaraj</w:t>
-      </w:r>
-    </w:p>
-    <w:p>
-      <w:pPr>
-        <w:spacing w:after="0" w:before="40"/>
-      </w:pPr>
-      <w:r>
-        <w:rPr>
-          <w:b/>
-          <w:sz w:val="22"/>
-        </w:rPr>
-        <w:t>Answer: c</w:t>
-      </w:r>
-    </w:p>
-    <w:p>
-      <w:pPr>
-        <w:spacing w:after="0" w:before="0"/>
-      </w:pPr>
-      <w:r>
-        <w:rPr>
-          <w:b w:val="0"/>
-          <w:sz w:val="21"/>
-        </w:rPr>
-        <w:t>Solution: Indira Gandhi served as Prime Minister from 1966 to 1977 and again from 1980 to 1984.</w:t>
-      </w:r>
-    </w:p>
-    <w:p>
-      <w:pPr>
-        <w:spacing w:after="0" w:before="0"/>
-      </w:pPr>
-      <w:r>
-        <w:rPr>
-          <w:b w:val="0"/>
-          <w:sz w:val="20"/>
-        </w:rPr>
-        <w:t>Positive Marks: 1</w:t>
-      </w:r>
-    </w:p>
-    <w:p>
-      <w:pPr>
-        <w:spacing w:after="160" w:before="0"/>
-      </w:pPr>
-      <w:r>
-        <w:rPr>
-          <w:b w:val="0"/>
-          <w:sz w:val="20"/>
-        </w:rPr>
-        <w:t>Negative Marks: 0.25</w:t>
-      </w:r>
-    </w:p>
-    <w:p>
-      <w:pPr>
-        <w:spacing w:after="20" w:before="120"/>
-      </w:pPr>
-      <w:r>
-        <w:rPr>
-          <w:b/>
-          <w:sz w:val="22"/>
-        </w:rPr>
-        <w:t>Question: India's first manned space mission 'Gaganyaan' is scheduled using which launch vehicle?</w:t>
-      </w:r>
-    </w:p>
-    <w:p>
-      <w:pPr>
-        <w:spacing w:after="0" w:before="0"/>
-      </w:pPr>
-      <w:r>
-        <w:rPr>
-          <w:b w:val="0"/>
-          <w:sz w:val="22"/>
-        </w:rPr>
-        <w:t>(a) ASLV</w:t>
-      </w:r>
-    </w:p>
-    <w:p>
-      <w:pPr>
-        <w:spacing w:after="0" w:before="0"/>
-      </w:pPr>
-      <w:r>
-        <w:rPr>
-          <w:b w:val="0"/>
-          <w:sz w:val="22"/>
-        </w:rPr>
-        <w:t>(b) SSLV</w:t>
-      </w:r>
-    </w:p>
-    <w:p>
-      <w:pPr>
-        <w:spacing w:after="0" w:before="0"/>
-      </w:pPr>
-      <w:r>
-        <w:rPr>
-          <w:b w:val="0"/>
-          <w:sz w:val="22"/>
-        </w:rPr>
-        <w:t>(c) PSLV</w:t>
-      </w:r>
-    </w:p>
-    <w:p>
-      <w:pPr>
-        <w:spacing w:after="0" w:before="0"/>
-      </w:pPr>
-      <w:r>
-        <w:rPr>
-          <w:b w:val="0"/>
-          <w:sz w:val="22"/>
-        </w:rPr>
-        <w:t>(d) GSLV Mk III (LVM3)</w:t>
-      </w:r>
-    </w:p>
-    <w:p>
-      <w:pPr>
-        <w:spacing w:after="0" w:before="40"/>
-      </w:pPr>
-      <w:r>
-        <w:rPr>
-          <w:b/>
-          <w:sz w:val="22"/>
-        </w:rPr>
-        <w:t>Answer: d</w:t>
-      </w:r>
-    </w:p>
-    <w:p>
-      <w:pPr>
-        <w:spacing w:after="0" w:before="0"/>
-      </w:pPr>
-      <w:r>
-        <w:rPr>
-          <w:b w:val="0"/>
-          <w:sz w:val="21"/>
-        </w:rPr>
-        <w:t>Solution: Gaganyaan, India's human spaceflight programme, will use the LVM3 (GSLV Mk III) launch vehicle.</w:t>
-      </w:r>
-    </w:p>
-    <w:p>
-      <w:pPr>
-        <w:spacing w:after="0" w:before="0"/>
-      </w:pPr>
-      <w:r>
-        <w:rPr>
-          <w:b w:val="0"/>
-          <w:sz w:val="20"/>
-        </w:rPr>
-        <w:t>Positive Marks: 1</w:t>
-      </w:r>
-    </w:p>
-    <w:p>
-      <w:pPr>
-        <w:spacing w:after="160" w:before="0"/>
-      </w:pPr>
-      <w:r>
-        <w:rPr>
-          <w:b w:val="0"/>
-          <w:sz w:val="20"/>
-        </w:rPr>
-        <w:t>Negative Marks: 0.25</w:t>
-      </w:r>
-    </w:p>
-    <w:p>
-      <w:pPr>
-        <w:spacing w:after="20" w:before="120"/>
-      </w:pPr>
-      <w:r>
-        <w:rPr>
-          <w:b/>
-          <w:sz w:val="22"/>
-        </w:rPr>
-        <w:t>Question: The concept of 'Directive Principles of State Policy' in India is borrowed from:</w:t>
-      </w:r>
-    </w:p>
-    <w:p>
-      <w:pPr>
-        <w:spacing w:after="0" w:before="0"/>
-      </w:pPr>
-      <w:r>
-        <w:rPr>
-          <w:b w:val="0"/>
-          <w:sz w:val="22"/>
-        </w:rPr>
-        <w:t>(a) USA</w:t>
-      </w:r>
-    </w:p>
-    <w:p>
-      <w:pPr>
-        <w:spacing w:after="0" w:before="0"/>
-      </w:pPr>
-      <w:r>
-        <w:rPr>
-          <w:b w:val="0"/>
-          <w:sz w:val="22"/>
-        </w:rPr>
-        <w:t>(b) Ireland</w:t>
-      </w:r>
-    </w:p>
-    <w:p>
-      <w:pPr>
-        <w:spacing w:after="0" w:before="0"/>
-      </w:pPr>
-      <w:r>
-        <w:rPr>
-          <w:b w:val="0"/>
-          <w:sz w:val="22"/>
-        </w:rPr>
-        <w:t>(c) France</w:t>
-      </w:r>
-    </w:p>
-    <w:p>
-      <w:pPr>
-        <w:spacing w:after="0" w:before="0"/>
-      </w:pPr>
-      <w:r>
-        <w:rPr>
-          <w:b w:val="0"/>
-          <w:sz w:val="22"/>
-        </w:rPr>
-        <w:t>(d) Australia</w:t>
-      </w:r>
-    </w:p>
-    <w:p>
-      <w:pPr>
-        <w:spacing w:after="0" w:before="40"/>
-      </w:pPr>
-      <w:r>
-        <w:rPr>
-          <w:b/>
-          <w:sz w:val="22"/>
-        </w:rPr>
-        <w:t>Answer: b</w:t>
-      </w:r>
-    </w:p>
-    <w:p>
-      <w:pPr>
-        <w:spacing w:after="0" w:before="0"/>
-      </w:pPr>
-      <w:r>
-        <w:rPr>
-          <w:b w:val="0"/>
-          <w:sz w:val="21"/>
-        </w:rPr>
-        <w:t>Solution: Directive Principles of State Policy (Part IV) are borrowed from the Constitution of Ireland.</w:t>
-      </w:r>
-    </w:p>
-    <w:p>
-      <w:pPr>
-        <w:spacing w:after="0" w:before="0"/>
-      </w:pPr>
-      <w:r>
-        <w:rPr>
-          <w:b w:val="0"/>
-          <w:sz w:val="20"/>
-        </w:rPr>
-        <w:t>Positive Marks: 1</w:t>
-      </w:r>
-    </w:p>
-    <w:p>
-      <w:pPr>
-        <w:spacing w:after="160" w:before="0"/>
-      </w:pPr>
-      <w:r>
-        <w:rPr>
-          <w:b w:val="0"/>
-          <w:sz w:val="20"/>
-        </w:rPr>
-        <w:t>Negative Marks: 0.25</w:t>
-      </w:r>
-    </w:p>
-    <w:p>
-      <w:pPr>
-        <w:spacing w:after="20" w:before="120"/>
-      </w:pPr>
-      <w:r>
-        <w:rPr>
-          <w:b/>
-          <w:sz w:val="22"/>
-        </w:rPr>
-        <w:t>Question: Ramesh is 7th from the top and 5th from the bottom of his class. How many students are in the class?</w:t>
-      </w:r>
-    </w:p>
-    <w:p>
-      <w:pPr>
-        <w:spacing w:after="0" w:before="0"/>
-      </w:pPr>
-      <w:r>
-        <w:rPr>
-          <w:b w:val="0"/>
-          <w:sz w:val="22"/>
-        </w:rPr>
-        <w:t>(a) 11</w:t>
-      </w:r>
-    </w:p>
-    <w:p>
-      <w:pPr>
-        <w:spacing w:after="0" w:before="0"/>
-      </w:pPr>
-      <w:r>
-        <w:rPr>
-          <w:b w:val="0"/>
-          <w:sz w:val="22"/>
-        </w:rPr>
-        <w:t>(b) 10</w:t>
-      </w:r>
-    </w:p>
-    <w:p>
-      <w:pPr>
-        <w:spacing w:after="0" w:before="0"/>
-      </w:pPr>
-      <w:r>
-        <w:rPr>
-          <w:b w:val="0"/>
-          <w:sz w:val="22"/>
-        </w:rPr>
-        <w:t>(c) 13</w:t>
-      </w:r>
-    </w:p>
-    <w:p>
-      <w:pPr>
-        <w:spacing w:after="0" w:before="0"/>
-      </w:pPr>
-      <w:r>
-        <w:rPr>
-          <w:b w:val="0"/>
-          <w:sz w:val="22"/>
-        </w:rPr>
-        <w:t>(d) 12</w:t>
-      </w:r>
-    </w:p>
-    <w:p>
-      <w:pPr>
-        <w:spacing w:after="0" w:before="40"/>
-      </w:pPr>
-      <w:r>
-        <w:rPr>
-          <w:b/>
-          <w:sz w:val="22"/>
-        </w:rPr>
-        <w:t>Answer: a</w:t>
-      </w:r>
-    </w:p>
-    <w:p>
-      <w:pPr>
-        <w:spacing w:after="0" w:before="0"/>
-      </w:pPr>
-      <w:r>
-        <w:rPr>
-          <w:b w:val="0"/>
-          <w:sz w:val="21"/>
-        </w:rPr>
-        <w:t>Solution: Total = 7 + 5 − 1 = 11 (he is counted twice).</w:t>
-      </w:r>
-    </w:p>
-    <w:p>
-      <w:pPr>
-        <w:spacing w:after="0" w:before="0"/>
-      </w:pPr>
-      <w:r>
-        <w:rPr>
-          <w:b w:val="0"/>
-          <w:sz w:val="20"/>
-        </w:rPr>
-        <w:t>Positive Marks: 1</w:t>
-      </w:r>
-    </w:p>
-    <w:p>
-      <w:pPr>
-        <w:spacing w:after="160" w:before="0"/>
-      </w:pPr>
-      <w:r>
-        <w:rPr>
-          <w:b w:val="0"/>
-          <w:sz w:val="20"/>
-        </w:rPr>
-        <w:t>Negative Marks: 0.25</w:t>
-      </w:r>
-    </w:p>
-    <w:p>
-      <w:pPr>
-        <w:spacing w:after="20" w:before="120"/>
-      </w:pPr>
-      <w:r>
-        <w:rPr>
-          <w:b/>
-          <w:sz w:val="22"/>
-        </w:rPr>
-        <w:t>Question: Find the next number in the series: 1, 4, 9, 16, 25, ?</w:t>
-      </w:r>
-    </w:p>
-    <w:p>
-      <w:pPr>
-        <w:spacing w:after="0" w:before="0"/>
-      </w:pPr>
-      <w:r>
-        <w:rPr>
-          <w:b w:val="0"/>
-          <w:sz w:val="22"/>
-        </w:rPr>
-        <w:t>(a) 35</w:t>
-      </w:r>
-    </w:p>
-    <w:p>
-      <w:pPr>
-        <w:spacing w:after="0" w:before="0"/>
-      </w:pPr>
-      <w:r>
-        <w:rPr>
-          <w:b w:val="0"/>
-          <w:sz w:val="22"/>
-        </w:rPr>
-        <w:t>(b) 36</w:t>
-      </w:r>
-    </w:p>
-    <w:p>
-      <w:pPr>
-        <w:spacing w:after="0" w:before="0"/>
-      </w:pPr>
-      <w:r>
-        <w:rPr>
-          <w:b w:val="0"/>
-          <w:sz w:val="22"/>
-        </w:rPr>
-        <w:t>(c) 30</w:t>
-      </w:r>
-    </w:p>
-    <w:p>
-      <w:pPr>
-        <w:spacing w:after="0" w:before="0"/>
-      </w:pPr>
-      <w:r>
-        <w:rPr>
-          <w:b w:val="0"/>
-          <w:sz w:val="22"/>
-        </w:rPr>
-        <w:t>(d) 49</w:t>
-      </w:r>
-    </w:p>
-    <w:p>
-      <w:pPr>
-        <w:spacing w:after="0" w:before="40"/>
-      </w:pPr>
-      <w:r>
-        <w:rPr>
-          <w:b/>
-          <w:sz w:val="22"/>
-        </w:rPr>
-        <w:t>Answer: b</w:t>
-      </w:r>
-    </w:p>
-    <w:p>
-      <w:pPr>
-        <w:spacing w:after="0" w:before="0"/>
-      </w:pPr>
-      <w:r>
-        <w:rPr>
-          <w:b w:val="0"/>
-          <w:sz w:val="21"/>
-        </w:rPr>
-        <w:t>Solution: These are squares: 1², 2², 3², 4², 5², so the next is 6² = 36.</w:t>
-      </w:r>
-    </w:p>
-    <w:p>
-      <w:pPr>
-        <w:spacing w:after="0" w:before="0"/>
-      </w:pPr>
-      <w:r>
-        <w:rPr>
-          <w:b w:val="0"/>
-          <w:sz w:val="20"/>
-        </w:rPr>
-        <w:t>Positive Marks: 1</w:t>
-      </w:r>
-    </w:p>
-    <w:p>
-      <w:pPr>
-        <w:spacing w:after="160" w:before="0"/>
-      </w:pPr>
-      <w:r>
-        <w:rPr>
-          <w:b w:val="0"/>
-          <w:sz w:val="20"/>
-        </w:rPr>
-        <w:t>Negative Marks: 0.25</w:t>
+      <w:r>
+        <w:t xml:space="preserve">Question: If a train covers 90 km in 1.5 hours, its speed in km/h is:</w:t>
+      </w:r>
+    </w:p>
+    <w:p>
+      <w:r>
+        <w:t xml:space="preserve">(a) 45 km/h</w:t>
+      </w:r>
+    </w:p>
+    <w:p>
+      <w:r>
+        <w:t xml:space="preserve">(b) 60 km/h</w:t>
+      </w:r>
+    </w:p>
+    <w:p>
+      <w:r>
+        <w:t xml:space="preserve">(c) 75 km/h</w:t>
+      </w:r>
+    </w:p>
+    <w:p>
+      <w:r>
+        <w:t xml:space="preserve">(d) 90 km/h</w:t>
+      </w:r>
+    </w:p>
+    <w:p>
+      <w:r>
+        <w:t xml:space="preserve">Answer: b</w:t>
+      </w:r>
+    </w:p>
+    <w:p>
+      <w:r>
+        <w:t xml:space="preserve">Solution: ✅ Correct Answer: b</w:t>
+      </w:r>
+    </w:p>
+    <w:p>
+      <w:r>
+        <w:t xml:space="preserve">🧠 Clinical Rationale: Speed = Distance ÷ Time = 90 ÷ 1.5 = 60 km/h. The 1.5 hours equals 90 minutes; distance 90 km in 90 minutes means 1 km per minute = 60 km/h.</w:t>
+      </w:r>
+    </w:p>
+    <w:p>
+      <w:r>
+        <w:t xml:space="preserve">❌ Why Not Other Options?</w:t>
+      </w:r>
+    </w:p>
+    <w:p>
+      <w:r>
+        <w:t xml:space="preserve">(a) — 45 km/h would cover 90 km in 2 hours.</w:t>
+      </w:r>
+    </w:p>
+    <w:p>
+      <w:r>
+        <w:t xml:space="preserve">(c) — 75 km/h would cover 90 km in 72 minutes.</w:t>
+      </w:r>
+    </w:p>
+    <w:p>
+      <w:r>
+        <w:t xml:space="preserve">(d) — 90 km/h would cover 90 km in exactly 1 hour.</w:t>
+      </w:r>
+    </w:p>
+    <w:p>
+      <w:r>
+        <w:t xml:space="preserve">⚠️ Exam Trap: "Speed = distance/time; convert 1.5 h correctly." Quick check: in 1.5 hours at 60 km/h, distance = 90 km ✓. Also 90 km in 90 min = 1 km/min = 60 km/h.</w:t>
+      </w:r>
+    </w:p>
+    <w:p>
+      <w:r>
+        <w:t xml:space="preserve">💎 PNC Pearl: "Ninety kilometers in ninety minutes — a kilometer a minute, sixty per hour."</w:t>
+      </w:r>
+    </w:p>
+    <w:p>
+      <w:r>
+        <w:t xml:space="preserve">Positive Marks: 1</w:t>
+      </w:r>
+    </w:p>
+    <w:p>
+      <w:r>
+        <w:t xml:space="preserve">Negative Marks: 0.25</w:t>
+      </w:r>
+    </w:p>
+    <w:p>
+      <w:r>
+        <w:t xml:space="preserve"/>
+      </w:r>
+    </w:p>
+    <w:p>
+      <w:r>
+        <w:t xml:space="preserve">Question: Which of the following is a volatile memory?</w:t>
+      </w:r>
+    </w:p>
+    <w:p>
+      <w:r>
+        <w:t xml:space="preserve">(a) Hard disk</w:t>
+      </w:r>
+    </w:p>
+    <w:p>
+      <w:r>
+        <w:t xml:space="preserve">(b) RAM</w:t>
+      </w:r>
+    </w:p>
+    <w:p>
+      <w:r>
+        <w:t xml:space="preserve">(c) Pen drive</w:t>
+      </w:r>
+    </w:p>
+    <w:p>
+      <w:r>
+        <w:t xml:space="preserve">(d) DVD</w:t>
+      </w:r>
+    </w:p>
+    <w:p>
+      <w:r>
+        <w:t xml:space="preserve">Answer: b</w:t>
+      </w:r>
+    </w:p>
+    <w:p>
+      <w:r>
+        <w:t xml:space="preserve">Solution: ✅ Correct Answer: b</w:t>
+      </w:r>
+    </w:p>
+    <w:p>
+      <w:r>
+        <w:t xml:space="preserve">🧠 Clinical Rationale: RAM is VOLATILE — its contents are LOST when power is off. Hard disks, pen drives, and DVDs are NON-VOLATILE (permanent) storage that retain data without power.</w:t>
+      </w:r>
+    </w:p>
+    <w:p>
+      <w:r>
+        <w:t xml:space="preserve">❌ Why Not Other Options?</w:t>
+      </w:r>
+    </w:p>
+    <w:p>
+      <w:r>
+        <w:t xml:space="preserve">(a) — The hard disk is non-volatile; data survives power-off.</w:t>
+      </w:r>
+    </w:p>
+    <w:p>
+      <w:r>
+        <w:t xml:space="preserve">(c) — A pen drive is non-volatile removable storage.</w:t>
+      </w:r>
+    </w:p>
+    <w:p>
+      <w:r>
+        <w:t xml:space="preserve">(d) — A DVD is non-volatile optical storage.</w:t>
+      </w:r>
+    </w:p>
+    <w:p>
+      <w:r>
+        <w:t xml:space="preserve">⚠️ Exam Trap: "Volatile = forgets at shutdown (RAM, cache, registers); non-volatile = remembers (ROM, hard disk, SSD, pen drive, DVD)." RAM = Random Access Memory, the 'work desk.'</w:t>
+      </w:r>
+    </w:p>
+    <w:p>
+      <w:r>
+        <w:t xml:space="preserve">💎 PNC Pearl: "RAM is short-term memory — it empties when the lights go out."</w:t>
+      </w:r>
+    </w:p>
+    <w:p>
+      <w:r>
+        <w:t xml:space="preserve">Positive Marks: 1</w:t>
+      </w:r>
+    </w:p>
+    <w:p>
+      <w:r>
+        <w:t xml:space="preserve">Negative Marks: 0.25</w:t>
+      </w:r>
+    </w:p>
+    <w:p>
+      <w:r>
+        <w:t xml:space="preserve"/>
+      </w:r>
+    </w:p>
+    <w:p>
+      <w:r>
+        <w:t xml:space="preserve">Question: The Indian Constitution came into force on:</w:t>
+      </w:r>
+    </w:p>
+    <w:p>
+      <w:r>
+        <w:t xml:space="preserve">(a) 15 August 1947</w:t>
+      </w:r>
+    </w:p>
+    <w:p>
+      <w:r>
+        <w:t xml:space="preserve">(b) 26 January 1950</w:t>
+      </w:r>
+    </w:p>
+    <w:p>
+      <w:r>
+        <w:t xml:space="preserve">(c) 26 November 1949</w:t>
+      </w:r>
+    </w:p>
+    <w:p>
+      <w:r>
+        <w:t xml:space="preserve">(d) 2 October 1952</w:t>
+      </w:r>
+    </w:p>
+    <w:p>
+      <w:r>
+        <w:t xml:space="preserve">Answer: b</w:t>
+      </w:r>
+    </w:p>
+    <w:p>
+      <w:r>
+        <w:t xml:space="preserve">Solution: ✅ Correct Answer: b</w:t>
+      </w:r>
+    </w:p>
+    <w:p>
+      <w:r>
+        <w:t xml:space="preserve">🧠 Clinical Rationale: The Constitution of India came INTO FORCE on 26 JANUARY 1950 — celebrated as REPUBLIC DAY. It was ADOPTED on 26 November 1949 (Constitution Day). India gained independence on 15 August 1947.</w:t>
+      </w:r>
+    </w:p>
+    <w:p>
+      <w:r>
+        <w:t xml:space="preserve">❌ Why Not Other Options?</w:t>
+      </w:r>
+    </w:p>
+    <w:p>
+      <w:r>
+        <w:t xml:space="preserve">(a) — 15 August 1947 is Independence Day.</w:t>
+      </w:r>
+    </w:p>
+    <w:p>
+      <w:r>
+        <w:t xml:space="preserve">(c) — 26 November 1949 is the ADOPTION date, not enforcement.</w:t>
+      </w:r>
+    </w:p>
+    <w:p>
+      <w:r>
+        <w:t xml:space="preserve">(d) — 2 October is Gandhi Jayanti.</w:t>
+      </w:r>
+    </w:p>
+    <w:p>
+      <w:r>
+        <w:t xml:space="preserve">⚠️ Exam Trap: The three dates: adopted 26 Nov 1949, enforced 26 Jan 1950, independence 15 Aug 1947. "Adopted ≠ enforced; Republic Day = when it started working."</w:t>
+      </w:r>
+    </w:p>
+    <w:p>
+      <w:r>
+        <w:t xml:space="preserve">💎 PNC Pearl: "November it was written, January it began to rule."</w:t>
+      </w:r>
+    </w:p>
+    <w:p>
+      <w:r>
+        <w:t xml:space="preserve">Positive Marks: 1</w:t>
+      </w:r>
+    </w:p>
+    <w:p>
+      <w:r>
+        <w:t xml:space="preserve">Negative Marks: 0.25</w:t>
+      </w:r>
+    </w:p>
+    <w:p>
+      <w:r>
+        <w:t xml:space="preserve"/>
+      </w:r>
+    </w:p>
+    <w:p>
+      <w:r>
+        <w:t xml:space="preserve">Question: A shopkeeper sells an article for ₹720 at a profit of 20%. The cost price is:</w:t>
+      </w:r>
+    </w:p>
+    <w:p>
+      <w:r>
+        <w:t xml:space="preserve">(a) ₹600</w:t>
+      </w:r>
+    </w:p>
+    <w:p>
+      <w:r>
+        <w:t xml:space="preserve">(b) ₹650</w:t>
+      </w:r>
+    </w:p>
+    <w:p>
+      <w:r>
+        <w:t xml:space="preserve">(c) ₹700</w:t>
+      </w:r>
+    </w:p>
+    <w:p>
+      <w:r>
+        <w:t xml:space="preserve">(d) ₹580</w:t>
+      </w:r>
+    </w:p>
+    <w:p>
+      <w:r>
+        <w:t xml:space="preserve">Answer: a</w:t>
+      </w:r>
+    </w:p>
+    <w:p>
+      <w:r>
+        <w:t xml:space="preserve">Solution: ✅ Correct Answer: a</w:t>
+      </w:r>
+    </w:p>
+    <w:p>
+      <w:r>
+        <w:t xml:space="preserve">🧠 Clinical Rationale: SP = CP × 1.2 (100% + 20%) → CP = 720 ÷ 1.2 = ₹600. Check: 20% of 600 = 120; 600 + 120 = 720 ✓.</w:t>
+      </w:r>
+    </w:p>
+    <w:p>
+      <w:r>
+        <w:t xml:space="preserve">❌ Why Not Other Options?</w:t>
+      </w:r>
+    </w:p>
+    <w:p>
+      <w:r>
+        <w:t xml:space="preserve">(b) — 20% of 650 = 130 → SP 780, not 720.</w:t>
+      </w:r>
+    </w:p>
+    <w:p>
+      <w:r>
+        <w:t xml:space="preserve">(c) — 20% of 700 = 140 → SP 840.</w:t>
+      </w:r>
+    </w:p>
+    <w:p>
+      <w:r>
+        <w:t xml:space="preserve">(d) — 20% of 580 = 116 → SP 696.</w:t>
+      </w:r>
+    </w:p>
+    <w:p>
+      <w:r>
+        <w:t xml:space="preserve">⚠️ Exam Trap: "SP = CP × (100 + P%)/100, so CP = SP ÷ 1.2." The trap is subtracting 20% of the SELLING price (720 × 0.8 = 576 — not even an option here, but the logic is wrong); profit% is on CP.</w:t>
+      </w:r>
+    </w:p>
+    <w:p>
+      <w:r>
+        <w:t xml:space="preserve">💎 PNC Pearl: "720 is 120 percent — divide by 1.2 to find the 600 beneath."</w:t>
+      </w:r>
+    </w:p>
+    <w:p>
+      <w:r>
+        <w:t xml:space="preserve">Positive Marks: 1</w:t>
+      </w:r>
+    </w:p>
+    <w:p>
+      <w:r>
+        <w:t xml:space="preserve">Negative Marks: 0.25</w:t>
+      </w:r>
+    </w:p>
+    <w:p>
+      <w:r>
+        <w:t xml:space="preserve"/>
+      </w:r>
+    </w:p>
+    <w:p>
+      <w:r>
+        <w:t xml:space="preserve">Question: The full form of "PDF" is:</w:t>
+      </w:r>
+    </w:p>
+    <w:p>
+      <w:r>
+        <w:t xml:space="preserve">(a) Portable Document Format</w:t>
+      </w:r>
+    </w:p>
+    <w:p>
+      <w:r>
+        <w:t xml:space="preserve">(b) Personal Data File</w:t>
+      </w:r>
+    </w:p>
+    <w:p>
+      <w:r>
+        <w:t xml:space="preserve">(c) Print Document Format</w:t>
+      </w:r>
+    </w:p>
+    <w:p>
+      <w:r>
+        <w:t xml:space="preserve">(d) Public Display Format</w:t>
+      </w:r>
+    </w:p>
+    <w:p>
+      <w:r>
+        <w:t xml:space="preserve">Answer: a</w:t>
+      </w:r>
+    </w:p>
+    <w:p>
+      <w:r>
+        <w:t xml:space="preserve">Solution: ✅ Correct Answer: a</w:t>
+      </w:r>
+    </w:p>
+    <w:p>
+      <w:r>
+        <w:t xml:space="preserve">🧠 Clinical Rationale: PDF stands for PORTABLE DOCUMENT FORMAT — a file format developed by Adobe that preserves document layout across devices and platforms, widely used for sharing documents.</w:t>
+      </w:r>
+    </w:p>
+    <w:p>
+      <w:r>
+        <w:t xml:space="preserve">❌ Why Not Other Options?</w:t>
+      </w:r>
+    </w:p>
+    <w:p>
+      <w:r>
+        <w:t xml:space="preserve">(b) — "Personal Data File" is fabricated.</w:t>
+      </w:r>
+    </w:p>
+    <w:p>
+      <w:r>
+        <w:t xml:space="preserve">(c) — "Print Document Format" is a near-miss.</w:t>
+      </w:r>
+    </w:p>
+    <w:p>
+      <w:r>
+        <w:t xml:space="preserve">(d) — "Public Display Format" is incorrect.</w:t>
+      </w:r>
+    </w:p>
+    <w:p>
+      <w:r>
+        <w:t xml:space="preserve">⚠️ Exam Trap: File-format full forms: PDF = Portable Document Format; JPEG = Joint Photographic Experts Group; PNG = Portable Network Graphics; GIF = Graphics Interchange Format. These one-liners repeat.</w:t>
+      </w:r>
+    </w:p>
+    <w:p>
+      <w:r>
+        <w:t xml:space="preserve">💎 PNC Pearl: "PDF = the portable paper — looks the same on every screen."</w:t>
+      </w:r>
+    </w:p>
+    <w:p>
+      <w:r>
+        <w:t xml:space="preserve">Positive Marks: 1</w:t>
+      </w:r>
+    </w:p>
+    <w:p>
+      <w:r>
+        <w:t xml:space="preserve">Negative Marks: 0.25</w:t>
+      </w:r>
+    </w:p>
+    <w:p>
+      <w:r>
+        <w:t xml:space="preserve"/>
+      </w:r>
+    </w:p>
+    <w:p>
+      <w:r>
+        <w:t xml:space="preserve">Question: The "Make in India" initiative was launched in which year?</w:t>
+      </w:r>
+    </w:p>
+    <w:p>
+      <w:r>
+        <w:t xml:space="preserve">(a) 2004</w:t>
+      </w:r>
+    </w:p>
+    <w:p>
+      <w:r>
+        <w:t xml:space="preserve">(b) 2014</w:t>
+      </w:r>
+    </w:p>
+    <w:p>
+      <w:r>
+        <w:t xml:space="preserve">(c) 2019</w:t>
+      </w:r>
+    </w:p>
+    <w:p>
+      <w:r>
+        <w:t xml:space="preserve">(d) 2022</w:t>
+      </w:r>
+    </w:p>
+    <w:p>
+      <w:r>
+        <w:t xml:space="preserve">Answer: b</w:t>
+      </w:r>
+    </w:p>
+    <w:p>
+      <w:r>
+        <w:t xml:space="preserve">Solution: ✅ Correct Answer: b</w:t>
+      </w:r>
+    </w:p>
+    <w:p>
+      <w:r>
+        <w:t xml:space="preserve">🧠 Clinical Rationale: MAKE IN INDIA (launched September 2014) aims to boost domestic MANUFACTURING and attract foreign investment, making India a global manufacturing hub across 25+ sectors.</w:t>
+      </w:r>
+    </w:p>
+    <w:p>
+      <w:r>
+        <w:t xml:space="preserve">❌ Why Not Other Options?</w:t>
+      </w:r>
+    </w:p>
+    <w:p>
+      <w:r>
+        <w:t xml:space="preserve">(a) — 2004 is unrelated to this initiative.</w:t>
+      </w:r>
+    </w:p>
+    <w:p>
+      <w:r>
+        <w:t xml:space="preserve">(c) — 2019 saw the launch of other programs (e.g., PM-KISAN, Jal Jeevan Mission).</w:t>
+      </w:r>
+    </w:p>
+    <w:p>
+      <w:r>
+        <w:t xml:space="preserve">(d) — 2022 saw Azadi Ka Amrit Mahotsav initiatives.</w:t>
+      </w:r>
+    </w:p>
+    <w:p>
+      <w:r>
+        <w:t xml:space="preserve">⚠️ Exam Trap: "Make in India = 2014 (manufacturing); Digital India = 2015; Swachh Bharat = 2014; Skill India = 2015." Pair each initiative with its year.</w:t>
+      </w:r>
+    </w:p>
+    <w:p>
+      <w:r>
+        <w:t xml:space="preserve">💎 PNC Pearl: "2014: 'Make in India' — the call to build at home."</w:t>
+      </w:r>
+    </w:p>
+    <w:p>
+      <w:r>
+        <w:t xml:space="preserve">Positive Marks: 1</w:t>
+      </w:r>
+    </w:p>
+    <w:p>
+      <w:r>
+        <w:t xml:space="preserve">Negative Marks: 0.25</w:t>
+      </w:r>
+    </w:p>
+    <w:p>
+      <w:r>
+        <w:t xml:space="preserve"/>
+      </w:r>
+    </w:p>
+    <w:p>
+      <w:r>
+        <w:t xml:space="preserve">Question: The value of 25% of 200 is:</w:t>
+      </w:r>
+    </w:p>
+    <w:p>
+      <w:r>
+        <w:t xml:space="preserve">(a) 25</w:t>
+      </w:r>
+    </w:p>
+    <w:p>
+      <w:r>
+        <w:t xml:space="preserve">(b) 50</w:t>
+      </w:r>
+    </w:p>
+    <w:p>
+      <w:r>
+        <w:t xml:space="preserve">(c) 75</w:t>
+      </w:r>
+    </w:p>
+    <w:p>
+      <w:r>
+        <w:t xml:space="preserve">(d) 100</w:t>
+      </w:r>
+    </w:p>
+    <w:p>
+      <w:r>
+        <w:t xml:space="preserve">Answer: b</w:t>
+      </w:r>
+    </w:p>
+    <w:p>
+      <w:r>
+        <w:t xml:space="preserve">Solution: ✅ Correct Answer: b</w:t>
+      </w:r>
+    </w:p>
+    <w:p>
+      <w:r>
+        <w:t xml:space="preserve">🧠 Clinical Rationale: 25% of 200 = (25/100) × 200 = 0.25 × 200 = 50. Since 25% = ¼, this is 200 ÷ 4 = 50.</w:t>
+      </w:r>
+    </w:p>
+    <w:p>
+      <w:r>
+        <w:t xml:space="preserve">❌ Why Not Other Options?</w:t>
+      </w:r>
+    </w:p>
+    <w:p>
+      <w:r>
+        <w:t xml:space="preserve">(a) — 25 is 12.5% of 200.</w:t>
+      </w:r>
+    </w:p>
+    <w:p>
+      <w:r>
+        <w:t xml:space="preserve">(c) — 75 is 37.5% of 200.</w:t>
+      </w:r>
+    </w:p>
+    <w:p>
+      <w:r>
+        <w:t xml:space="preserve">(d) — 100 is 50% of 200.</w:t>
+      </w:r>
+    </w:p>
+    <w:p>
+      <w:r>
+        <w:t xml:space="preserve">⚠️ Exam Trap: "25% = one quarter — divide by 4." Percentage shortcuts: 50% = half, 25% = quarter, 10% = divide by 10, 1% = divide by 100.</w:t>
+      </w:r>
+    </w:p>
+    <w:p>
+      <w:r>
+        <w:t xml:space="preserve">💎 PNC Pearl: "A quarter of 200 is 50 — percent quarters are easy."</w:t>
+      </w:r>
+    </w:p>
+    <w:p>
+      <w:r>
+        <w:t xml:space="preserve">Positive Marks: 1</w:t>
+      </w:r>
+    </w:p>
+    <w:p>
+      <w:r>
+        <w:t xml:space="preserve">Negative Marks: 0.25</w:t>
+      </w:r>
+    </w:p>
+    <w:p>
+      <w:r>
+        <w:t xml:space="preserve"/>
+      </w:r>
+    </w:p>
+    <w:p>
+      <w:r>
+        <w:t xml:space="preserve">Question: Which of the following is an example of output device?</w:t>
+      </w:r>
+    </w:p>
+    <w:p>
+      <w:r>
+        <w:t xml:space="preserve">(a) Scanner</w:t>
+      </w:r>
+    </w:p>
+    <w:p>
+      <w:r>
+        <w:t xml:space="preserve">(b) Monitor</w:t>
+      </w:r>
+    </w:p>
+    <w:p>
+      <w:r>
+        <w:t xml:space="preserve">(c) Mouse</w:t>
+      </w:r>
+    </w:p>
+    <w:p>
+      <w:r>
+        <w:t xml:space="preserve">(d) Microphone</w:t>
+      </w:r>
+    </w:p>
+    <w:p>
+      <w:r>
+        <w:t xml:space="preserve">Answer: b</w:t>
+      </w:r>
+    </w:p>
+    <w:p>
+      <w:r>
+        <w:t xml:space="preserve">Solution: ✅ Correct Answer: b</w:t>
+      </w:r>
+    </w:p>
+    <w:p>
+      <w:r>
+        <w:t xml:space="preserve">🧠 Clinical Rationale: The MONITOR displays output. Scanner, mouse, and microphone are INPUT devices that send data to the computer.</w:t>
+      </w:r>
+    </w:p>
+    <w:p>
+      <w:r>
+        <w:t xml:space="preserve">❌ Why Not Other Options?</w:t>
+      </w:r>
+    </w:p>
+    <w:p>
+      <w:r>
+        <w:t xml:space="preserve">(a) — A scanner converts paper documents into digital input.</w:t>
+      </w:r>
+    </w:p>
+    <w:p>
+      <w:r>
+        <w:t xml:space="preserve">(c) — A mouse is a pointing input device.</w:t>
+      </w:r>
+    </w:p>
+    <w:p>
+      <w:r>
+        <w:t xml:space="preserve">(d) — A microphone inputs audio.</w:t>
+      </w:r>
+    </w:p>
+    <w:p>
+      <w:r>
+        <w:t xml:space="preserve">⚠️ Exam Trap: Input vs output: input = keyboard, mouse, scanner, microphone, webcam; output = monitor, printer, speaker, projector. Touchscreen = both.</w:t>
+      </w:r>
+    </w:p>
+    <w:p>
+      <w:r>
+        <w:t xml:space="preserve">💎 PNC Pearl: "The monitor shows the story; the mouse tells the computer what to do."</w:t>
+      </w:r>
+    </w:p>
+    <w:p>
+      <w:r>
+        <w:t xml:space="preserve">Positive Marks: 1</w:t>
+      </w:r>
+    </w:p>
+    <w:p>
+      <w:r>
+        <w:t xml:space="preserve">Negative Marks: 0.25</w:t>
+      </w:r>
+    </w:p>
+    <w:p>
+      <w:r>
+        <w:t xml:space="preserve"/>
+      </w:r>
+    </w:p>
+    <w:p>
+      <w:r>
+        <w:t xml:space="preserve">Question: The first battle of Panipat was fought in the year:</w:t>
+      </w:r>
+    </w:p>
+    <w:p>
+      <w:r>
+        <w:t xml:space="preserve">(a) 1526</w:t>
+      </w:r>
+    </w:p>
+    <w:p>
+      <w:r>
+        <w:t xml:space="preserve">(b) 1556</w:t>
+      </w:r>
+    </w:p>
+    <w:p>
+      <w:r>
+        <w:t xml:space="preserve">(c) 1757</w:t>
+      </w:r>
+    </w:p>
+    <w:p>
+      <w:r>
+        <w:t xml:space="preserve">(d) 1857</w:t>
+      </w:r>
+    </w:p>
+    <w:p>
+      <w:r>
+        <w:t xml:space="preserve">Answer: a</w:t>
+      </w:r>
+    </w:p>
+    <w:p>
+      <w:r>
+        <w:t xml:space="preserve">Solution: ✅ Correct Answer: a</w:t>
+      </w:r>
+    </w:p>
+    <w:p>
+      <w:r>
+        <w:t xml:space="preserve">🧠 Clinical Rationale: The FIRST Battle of Panipat (1526) — BABUR defeated IBRAHIM LODI, establishing the MUGHAL EMPIRE in India. The SECOND Battle of Panipat (1556) was fought by Akbar's forces under Bairam Khan against Hemu.</w:t>
+      </w:r>
+    </w:p>
+    <w:p>
+      <w:r>
+        <w:t xml:space="preserve">❌ Why Not Other Options?</w:t>
+      </w:r>
+    </w:p>
+    <w:p>
+      <w:r>
+        <w:t xml:space="preserve">(b) — 1556 is the SECOND Battle of Panipat.</w:t>
+      </w:r>
+    </w:p>
+    <w:p>
+      <w:r>
+        <w:t xml:space="preserve">(c) — 1757 is the Battle of Plassey.</w:t>
+      </w:r>
+    </w:p>
+    <w:p>
+      <w:r>
+        <w:t xml:space="preserve">(d) — 1857 is the First War of Independence.</w:t>
+      </w:r>
+    </w:p>
+    <w:p>
+      <w:r>
+        <w:t xml:space="preserve">⚠️ Exam Trap: Battle dates: Panipat I 1526 (Babur), Panipat II 1556 (Akbar/Bairam Khan), Panipat III 1761 (Marathas vs Abdali), Plassey 1757, Buxar 1764.</w:t>
+      </w:r>
+    </w:p>
+    <w:p>
+      <w:r>
+        <w:t xml:space="preserve">💎 PNC Pearl: "1526: Babur's cannons met Lodi's army — the Mughal era began at Panipat."</w:t>
+      </w:r>
+    </w:p>
+    <w:p>
+      <w:r>
+        <w:t xml:space="preserve">Positive Marks: 1</w:t>
+      </w:r>
+    </w:p>
+    <w:p>
+      <w:r>
+        <w:t xml:space="preserve">Negative Marks: 0.25</w:t>
+      </w:r>
+    </w:p>
+    <w:p>
+      <w:r>
+        <w:t xml:space="preserve"/>
+      </w:r>
+    </w:p>
+    <w:p>
+      <w:r>
+        <w:t xml:space="preserve">Question: Find the missing number: 2, 4, 8, 16, 32, ?</w:t>
+      </w:r>
+    </w:p>
+    <w:p>
+      <w:r>
+        <w:t xml:space="preserve">(a) 40</w:t>
+      </w:r>
+    </w:p>
+    <w:p>
+      <w:r>
+        <w:t xml:space="preserve">(b) 48</w:t>
+      </w:r>
+    </w:p>
+    <w:p>
+      <w:r>
+        <w:t xml:space="preserve">(c) 64</w:t>
+      </w:r>
+    </w:p>
+    <w:p>
+      <w:r>
+        <w:t xml:space="preserve">(d) 72</w:t>
+      </w:r>
+    </w:p>
+    <w:p>
+      <w:r>
+        <w:t xml:space="preserve">Answer: c</w:t>
+      </w:r>
+    </w:p>
+    <w:p>
+      <w:r>
+        <w:t xml:space="preserve">Solution: ✅ Correct Answer: c</w:t>
+      </w:r>
+    </w:p>
+    <w:p>
+      <w:r>
+        <w:t xml:space="preserve">🧠 Clinical Rationale: Each term DOUBLES (geometric progression, ratio 2): 2 → 4 → 8 → 16 → 32 → next = 32 × 2 = 64.</w:t>
+      </w:r>
+    </w:p>
+    <w:p>
+      <w:r>
+        <w:t xml:space="preserve">❌ Why Not Other Options?</w:t>
+      </w:r>
+    </w:p>
+    <w:p>
+      <w:r>
+        <w:t xml:space="preserve">(a) — 40 = 32 + 8, an addition guess not following the doubling rule.</w:t>
+      </w:r>
+    </w:p>
+    <w:p>
+      <w:r>
+        <w:t xml:space="preserve">(b) — 48 = 32 × 1.5.</w:t>
+      </w:r>
+    </w:p>
+    <w:p>
+      <w:r>
+        <w:t xml:space="preserve">(d) — 72 = 32 + 40, off-pattern.</w:t>
+      </w:r>
+    </w:p>
+    <w:p>
+      <w:r>
+        <w:t xml:space="preserve">⚠️ Exam Trap: "Powers of 2: 2, 4, 8, 16, 32, 64, 128." Spot the constant multiplier — doubling here — and extend it.</w:t>
+      </w:r>
+    </w:p>
+    <w:p>
+      <w:r>
+        <w:t xml:space="preserve">💎 PNC Pearl: "Double every step — 32 times 2 is 64."</w:t>
+      </w:r>
+    </w:p>
+    <w:p>
+      <w:r>
+        <w:t xml:space="preserve">Positive Marks: 1</w:t>
+      </w:r>
+    </w:p>
+    <w:p>
+      <w:r>
+        <w:t xml:space="preserve">Negative Marks: 0.25</w:t>
+      </w:r>
+    </w:p>
+    <w:p>
+      <w:r>
+        <w:t xml:space="preserve">Question: The simple interest on ₹5,000 for 3 years at 8% per annum is:</w:t>
+      </w:r>
+    </w:p>
+    <w:p>
+      <w:r>
+        <w:t xml:space="preserve">(a) ₹1,000</w:t>
+      </w:r>
+    </w:p>
+    <w:p>
+      <w:r>
+        <w:t xml:space="preserve">(b) ₹1,200</w:t>
+      </w:r>
+    </w:p>
+    <w:p>
+      <w:r>
+        <w:t xml:space="preserve">(c) ₹1,500</w:t>
+      </w:r>
+    </w:p>
+    <w:p>
+      <w:r>
+        <w:t xml:space="preserve">(d) ₹2,000</w:t>
+      </w:r>
+    </w:p>
+    <w:p>
+      <w:r>
+        <w:t xml:space="preserve">Answer: b</w:t>
+      </w:r>
+    </w:p>
+    <w:p>
+      <w:r>
+        <w:t xml:space="preserve">Solution: ✅ Correct Answer: b</w:t>
+      </w:r>
+    </w:p>
+    <w:p>
+      <w:r>
+        <w:t xml:space="preserve">🧠 Clinical Rationale: SI = (P × R × T)/100 = (5000 × 8 × 3)/100 = 120,000/100 = ₹1,200. Interest is calculated only on the principal in simple interest.</w:t>
+      </w:r>
+    </w:p>
+    <w:p>
+      <w:r>
+        <w:t xml:space="preserve">❌ Why Not Other Options?</w:t>
+      </w:r>
+    </w:p>
+    <w:p>
+      <w:r>
+        <w:t xml:space="preserve">(a) — ₹1,000 would be 5000 at ~6.7% for 3 years.</w:t>
+      </w:r>
+    </w:p>
+    <w:p>
+      <w:r>
+        <w:t xml:space="preserve">(c) — ₹1,500 would be 5000 at 10% for 3 years.</w:t>
+      </w:r>
+    </w:p>
+    <w:p>
+      <w:r>
+        <w:t xml:space="preserve">(d) — ₹2,000 would be 5000 at ~13.3% for 3 years.</w:t>
+      </w:r>
+    </w:p>
+    <w:p>
+      <w:r>
+        <w:t xml:space="preserve">⚠️ Exam Trap: "SI = PRT/100; check units (years)." Sanity check: 8% of 5000 = 400/year; × 3 = 1200. One year's interest × years is the fastest check.</w:t>
+      </w:r>
+    </w:p>
+    <w:p>
+      <w:r>
+        <w:t xml:space="preserve">💎 PNC Pearl: "Five thousand at eight percent is four hundred a year — twelve hundred in three."</w:t>
+      </w:r>
+    </w:p>
+    <w:p>
+      <w:r>
+        <w:t xml:space="preserve">Positive Marks: 1</w:t>
+      </w:r>
+    </w:p>
+    <w:p>
+      <w:r>
+        <w:t xml:space="preserve">Negative Marks: 0.25</w:t>
+      </w:r>
+    </w:p>
+    <w:p>
+      <w:r>
+        <w:t xml:space="preserve"/>
+      </w:r>
+    </w:p>
+    <w:p>
+      <w:r>
+        <w:t xml:space="preserve">Question: The "www" in a website address stands for:</w:t>
+      </w:r>
+    </w:p>
+    <w:p>
+      <w:r>
+        <w:t xml:space="preserve">(a) World Wide Web</w:t>
+      </w:r>
+    </w:p>
+    <w:p>
+      <w:r>
+        <w:t xml:space="preserve">(b) World Web Wide</w:t>
+      </w:r>
+    </w:p>
+    <w:p>
+      <w:r>
+        <w:t xml:space="preserve">(c) Web World Wide</w:t>
+      </w:r>
+    </w:p>
+    <w:p>
+      <w:r>
+        <w:t xml:space="preserve">(d) Wide World Web</w:t>
+      </w:r>
+    </w:p>
+    <w:p>
+      <w:r>
+        <w:t xml:space="preserve">Answer: a</w:t>
+      </w:r>
+    </w:p>
+    <w:p>
+      <w:r>
+        <w:t xml:space="preserve">Solution: ✅ Correct Answer: a</w:t>
+      </w:r>
+    </w:p>
+    <w:p>
+      <w:r>
+        <w:t xml:space="preserve">🧠 Clinical Rationale: WWW stands for WORLD WIDE WEB — a system of interlinked hypertext documents accessed via the internet using browsers. It was invented by Tim Berners-Lee at CERN in 1989.</w:t>
+      </w:r>
+    </w:p>
+    <w:p>
+      <w:r>
+        <w:t xml:space="preserve">❌ Why Not Other Options?</w:t>
+      </w:r>
+    </w:p>
+    <w:p>
+      <w:r>
+        <w:t xml:space="preserve">(b) — "World Web Wide" is a scrambled near-miss.</w:t>
+      </w:r>
+    </w:p>
+    <w:p>
+      <w:r>
+        <w:t xml:space="preserve">(c) — "Web World Wide" is incorrect ordering.</w:t>
+      </w:r>
+    </w:p>
+    <w:p>
+      <w:r>
+        <w:t xml:space="preserve">(d) — "Wide World Web" is the classic wrong arrangement.</w:t>
+      </w:r>
+    </w:p>
+    <w:p>
+      <w:r>
+        <w:t xml:space="preserve">⚠️ Exam Trap: Internet acronyms: WWW = World Wide Web, HTTP = HyperText Transfer Protocol, HTML = HyperText Markup Language, URL = Uniform Resource Locator. Full forms are one-liner gold.</w:t>
+      </w:r>
+    </w:p>
+    <w:p>
+      <w:r>
+        <w:t xml:space="preserve">💎 PNC Pearl: "WWW = the web that spans the world."</w:t>
+      </w:r>
+    </w:p>
+    <w:p>
+      <w:r>
+        <w:t xml:space="preserve">Positive Marks: 1</w:t>
+      </w:r>
+    </w:p>
+    <w:p>
+      <w:r>
+        <w:t xml:space="preserve">Negative Marks: 0.25</w:t>
+      </w:r>
+    </w:p>
+    <w:p>
+      <w:r>
+        <w:t xml:space="preserve"/>
+      </w:r>
+    </w:p>
+    <w:p>
+      <w:r>
+        <w:t xml:space="preserve">Question: The longest river in the world is the:</w:t>
+      </w:r>
+    </w:p>
+    <w:p>
+      <w:r>
+        <w:t xml:space="preserve">(a) Amazon</w:t>
+      </w:r>
+    </w:p>
+    <w:p>
+      <w:r>
+        <w:t xml:space="preserve">(b) Nile</w:t>
+      </w:r>
+    </w:p>
+    <w:p>
+      <w:r>
+        <w:t xml:space="preserve">(c) Ganga</w:t>
+      </w:r>
+    </w:p>
+    <w:p>
+      <w:r>
+        <w:t xml:space="preserve">(d) Yangtze</w:t>
+      </w:r>
+    </w:p>
+    <w:p>
+      <w:r>
+        <w:t xml:space="preserve">Answer: b</w:t>
+      </w:r>
+    </w:p>
+    <w:p>
+      <w:r>
+        <w:t xml:space="preserve">Solution: ✅ Correct Answer: b</w:t>
+      </w:r>
+    </w:p>
+    <w:p>
+      <w:r>
+        <w:t xml:space="preserve">🧠 Clinical Rationale: The NILE (about 6,650 km) is the LONGEST river in the world. The AMAZON is the largest by WATER VOLUME. The Ganga is the longest within India; the Yangtze is China's longest.</w:t>
+      </w:r>
+    </w:p>
+    <w:p>
+      <w:r>
+        <w:t xml:space="preserve">❌ Why Not Other Options?</w:t>
+      </w:r>
+    </w:p>
+    <w:p>
+      <w:r>
+        <w:t xml:space="preserve">(a) — The Amazon is the largest by volume/discharge, but shorter than the Nile.</w:t>
+      </w:r>
+    </w:p>
+    <w:p>
+      <w:r>
+        <w:t xml:space="preserve">(c) — The Ganga (~2,525 km) is longest within India, not globally.</w:t>
+      </w:r>
+    </w:p>
+    <w:p>
+      <w:r>
+        <w:t xml:space="preserve">(d) — The Yangtze (~6,300 km) is Asia's longest but shorter than the Nile.</w:t>
+      </w:r>
+    </w:p>
+    <w:p>
+      <w:r>
+        <w:t xml:space="preserve">⚠️ Exam Trap: "Nile = longest; Amazon = largest volume." Also: Ganga = longest in India; Godavari = longest peninsular river. These 'longest' qualifiers are the traps.</w:t>
+      </w:r>
+    </w:p>
+    <w:p>
+      <w:r>
+        <w:t xml:space="preserve">💎 PNC Pearl: "Nile is the longest tape measure; Amazon carries the most water."</w:t>
+      </w:r>
+    </w:p>
+    <w:p>
+      <w:r>
+        <w:t xml:space="preserve">Positive Marks: 1</w:t>
+      </w:r>
+    </w:p>
+    <w:p>
+      <w:r>
+        <w:t xml:space="preserve">Negative Marks: 0.25</w:t>
+      </w:r>
+    </w:p>
+    <w:p>
+      <w:r>
+        <w:t xml:space="preserve"/>
+      </w:r>
+    </w:p>
+    <w:p>
+      <w:r>
+        <w:t xml:space="preserve">Question: If 3 pens cost ₹45, the cost of 7 pens is:</w:t>
+      </w:r>
+    </w:p>
+    <w:p>
+      <w:r>
+        <w:t xml:space="preserve">(a) ₹90</w:t>
+      </w:r>
+    </w:p>
+    <w:p>
+      <w:r>
+        <w:t xml:space="preserve">(b) ₹105</w:t>
+      </w:r>
+    </w:p>
+    <w:p>
+      <w:r>
+        <w:t xml:space="preserve">(c) ₹120</w:t>
+      </w:r>
+    </w:p>
+    <w:p>
+      <w:r>
+        <w:t xml:space="preserve">(d) ₹135</w:t>
+      </w:r>
+    </w:p>
+    <w:p>
+      <w:r>
+        <w:t xml:space="preserve">Answer: b</w:t>
+      </w:r>
+    </w:p>
+    <w:p>
+      <w:r>
+        <w:t xml:space="preserve">Solution: ✅ Correct Answer: b</w:t>
+      </w:r>
+    </w:p>
+    <w:p>
+      <w:r>
+        <w:t xml:space="preserve">🧠 Clinical Rationale: Cost of 1 pen = 45 ÷ 3 = ₹15. Cost of 7 pens = 7 × 15 = ₹105. Unitary method: find the unit price first, then multiply.</w:t>
+      </w:r>
+    </w:p>
+    <w:p>
+      <w:r>
+        <w:t xml:space="preserve">❌ Why Not Other Options?</w:t>
+      </w:r>
+    </w:p>
+    <w:p>
+      <w:r>
+        <w:t xml:space="preserve">(a) — ₹90 would be 6 pens.</w:t>
+      </w:r>
+    </w:p>
+    <w:p>
+      <w:r>
+        <w:t xml:space="preserve">(c) — ₹120 would be 8 pens.</w:t>
+      </w:r>
+    </w:p>
+    <w:p>
+      <w:r>
+        <w:t xml:space="preserve">(d) — ₹135 would be 9 pens.</w:t>
+      </w:r>
+    </w:p>
+    <w:p>
+      <w:r>
+        <w:t xml:space="preserve">⚠️ Exam Trap: "Unitary method: 3 pens = 45 → 1 pen = 15 → 7 pens = 105." Always reduce to one unit first — the standard approach.</w:t>
+      </w:r>
+    </w:p>
+    <w:p>
+      <w:r>
+        <w:t xml:space="preserve">💎 PNC Pearl: "Fifteen per pen, seven pens — one hundred five."</w:t>
+      </w:r>
+    </w:p>
+    <w:p>
+      <w:r>
+        <w:t xml:space="preserve">Positive Marks: 1</w:t>
+      </w:r>
+    </w:p>
+    <w:p>
+      <w:r>
+        <w:t xml:space="preserve">Negative Marks: 0.25</w:t>
+      </w:r>
+    </w:p>
+    <w:p>
+      <w:r>
+        <w:t xml:space="preserve"/>
+      </w:r>
+    </w:p>
+    <w:p>
+      <w:r>
+        <w:t xml:space="preserve">Question: Which of the following is used to connect a computer to the internet?</w:t>
+      </w:r>
+    </w:p>
+    <w:p>
+      <w:r>
+        <w:t xml:space="preserve">(a) Modem</w:t>
+      </w:r>
+    </w:p>
+    <w:p>
+      <w:r>
+        <w:t xml:space="preserve">(b) CPU</w:t>
+      </w:r>
+    </w:p>
+    <w:p>
+      <w:r>
+        <w:t xml:space="preserve">(c) RAM</w:t>
+      </w:r>
+    </w:p>
+    <w:p>
+      <w:r>
+        <w:t xml:space="preserve">(d) Monitor</w:t>
+      </w:r>
+    </w:p>
+    <w:p>
+      <w:r>
+        <w:t xml:space="preserve">Answer: a</w:t>
+      </w:r>
+    </w:p>
+    <w:p>
+      <w:r>
+        <w:t xml:space="preserve">Solution: ✅ Correct Answer: a</w:t>
+      </w:r>
+    </w:p>
+    <w:p>
+      <w:r>
+        <w:t xml:space="preserve">🧠 Clinical Rationale: A MODEM (modulator-demodulator) connects a computer to the internet over telephone/cable/fiber lines by converting digital ↔ analog signals. The CPU, RAM, and monitor are computing/display components.</w:t>
+      </w:r>
+    </w:p>
+    <w:p>
+      <w:r>
+        <w:t xml:space="preserve">❌ Why Not Other Options?</w:t>
+      </w:r>
+    </w:p>
+    <w:p>
+      <w:r>
+        <w:t xml:space="preserve">(b) — The CPU processes instructions; it doesn't connect to the internet.</w:t>
+      </w:r>
+    </w:p>
+    <w:p>
+      <w:r>
+        <w:t xml:space="preserve">(c) — RAM is memory, not a connectivity device.</w:t>
+      </w:r>
+    </w:p>
+    <w:p>
+      <w:r>
+        <w:t xml:space="preserve">(d) — The monitor displays output only.</w:t>
+      </w:r>
+    </w:p>
+    <w:p>
+      <w:r>
+        <w:t xml:space="preserve">⚠️ Exam Trap: Network device roles: modem = internet connection; router = routes between networks; switch = forwards within a network; Wi-Fi adapter = wireless connectivity. "Modem = the internet bridge."</w:t>
+      </w:r>
+    </w:p>
+    <w:p>
+      <w:r>
+        <w:t xml:space="preserve">💎 PNC Pearl: "The modem is the bridge to the internet — it translates both languages."</w:t>
+      </w:r>
+    </w:p>
+    <w:p>
+      <w:r>
+        <w:t xml:space="preserve">Positive Marks: 1</w:t>
+      </w:r>
+    </w:p>
+    <w:p>
+      <w:r>
+        <w:t xml:space="preserve">Negative Marks: 0.25</w:t>
+      </w:r>
+    </w:p>
+    <w:p>
+      <w:r>
+        <w:t xml:space="preserve"/>
+      </w:r>
+    </w:p>
+    <w:p>
+      <w:r>
+        <w:t xml:space="preserve">Question: The Gateway of India is located in which city?</w:t>
+      </w:r>
+    </w:p>
+    <w:p>
+      <w:r>
+        <w:t xml:space="preserve">(a) Mumbai</w:t>
+      </w:r>
+    </w:p>
+    <w:p>
+      <w:r>
+        <w:t xml:space="preserve">(b) Delhi</w:t>
+      </w:r>
+    </w:p>
+    <w:p>
+      <w:r>
+        <w:t xml:space="preserve">(c) Kolkata</w:t>
+      </w:r>
+    </w:p>
+    <w:p>
+      <w:r>
+        <w:t xml:space="preserve">(d) Chennai</w:t>
+      </w:r>
+    </w:p>
+    <w:p>
+      <w:r>
+        <w:t xml:space="preserve">Answer: a</w:t>
+      </w:r>
+    </w:p>
+    <w:p>
+      <w:r>
+        <w:t xml:space="preserve">Solution: ✅ Correct Answer: a</w:t>
+      </w:r>
+    </w:p>
+    <w:p>
+      <w:r>
+        <w:t xml:space="preserve">🧠 Clinical Rationale: The GATEWAY OF INDIA is a historic arch monument on Mumbai's waterfront, built in 1924 to commemorate the visit of King George V and Queen Mary in 1911. It overlooks the Arabian Sea.</w:t>
+      </w:r>
+    </w:p>
+    <w:p>
+      <w:r>
+        <w:t xml:space="preserve">❌ Why Not Other Options?</w:t>
+      </w:r>
+    </w:p>
+    <w:p>
+      <w:r>
+        <w:t xml:space="preserve">(b) — Delhi has India Gate, a war memorial — a common mix-up.</w:t>
+      </w:r>
+    </w:p>
+    <w:p>
+      <w:r>
+        <w:t xml:space="preserve">(c) — Kolkata has the Victoria Memorial.</w:t>
+      </w:r>
+    </w:p>
+    <w:p>
+      <w:r>
+        <w:t xml:space="preserve">(d) — Chennai has Marina Beach and Fort St. George.</w:t>
+      </w:r>
+    </w:p>
+    <w:p>
+      <w:r>
+        <w:t xml:space="preserve">⚠️ Exam Trap: "Gateway of India = Mumbai; India Gate = Delhi." Also know: Charminar = Hyderabad, Victoria Memorial = Kolkata, Hawa Mahal = Jaipur.</w:t>
+      </w:r>
+    </w:p>
+    <w:p>
+      <w:r>
+        <w:t xml:space="preserve">💎 PNC Pearl: "Mumbai's arch by the sea is the Gateway; Delhi's is India Gate."</w:t>
+      </w:r>
+    </w:p>
+    <w:p>
+      <w:r>
+        <w:t xml:space="preserve">Positive Marks: 1</w:t>
+      </w:r>
+    </w:p>
+    <w:p>
+      <w:r>
+        <w:t xml:space="preserve">Negative Marks: 0.25</w:t>
+      </w:r>
+    </w:p>
+    <w:p>
+      <w:r>
+        <w:t xml:space="preserve"/>
+      </w:r>
+    </w:p>
+    <w:p>
+      <w:r>
+        <w:t xml:space="preserve">Question: The average of the first five prime numbers is:</w:t>
+      </w:r>
+    </w:p>
+    <w:p>
+      <w:r>
+        <w:t xml:space="preserve">(a) 5</w:t>
+      </w:r>
+    </w:p>
+    <w:p>
+      <w:r>
+        <w:t xml:space="preserve">(b) 5.6</w:t>
+      </w:r>
+    </w:p>
+    <w:p>
+      <w:r>
+        <w:t xml:space="preserve">(c) 6</w:t>
+      </w:r>
+    </w:p>
+    <w:p>
+      <w:r>
+        <w:t xml:space="preserve">(d) 6.6</w:t>
+      </w:r>
+    </w:p>
+    <w:p>
+      <w:r>
+        <w:t xml:space="preserve">Answer: b</w:t>
+      </w:r>
+    </w:p>
+    <w:p>
+      <w:r>
+        <w:t xml:space="preserve">Solution: ✅ Correct Answer: b</w:t>
+      </w:r>
+    </w:p>
+    <w:p>
+      <w:r>
+        <w:t xml:space="preserve">🧠 Clinical Rationale: The first five PRIME numbers are 2, 3, 5, 7, 11. Average = (2+3+5+7+11) ÷ 5 = 28 ÷ 5 = 5.6.</w:t>
+      </w:r>
+    </w:p>
+    <w:p>
+      <w:r>
+        <w:t xml:space="preserve">❌ Why Not Other Options?</w:t>
+      </w:r>
+    </w:p>
+    <w:p>
+      <w:r>
+        <w:t xml:space="preserve">(a) — 5 is the middle prime, but the average is 28/5 = 5.6, not 5.</w:t>
+      </w:r>
+    </w:p>
+    <w:p>
+      <w:r>
+        <w:t xml:space="preserve">(c) — 6 would require a sum of 30.</w:t>
+      </w:r>
+    </w:p>
+    <w:p>
+      <w:r>
+        <w:t xml:space="preserve">(d) — 6.6 would require a sum of 33.</w:t>
+      </w:r>
+    </w:p>
+    <w:p>
+      <w:r>
+        <w:t xml:space="preserve">⚠️ Exam Trap: "Primes start at 2 (not 1) — 2, 3, 5, 7, 11 are the first five." The mean is not the median for uneven data: sum 28 ÷ 5 = 5.6.</w:t>
+      </w:r>
+    </w:p>
+    <w:p>
+      <w:r>
+        <w:t xml:space="preserve">💎 PNC Pearl: "Add 2, 3, 5, 7, 11 — twenty-eight over five is 5.6."</w:t>
+      </w:r>
+    </w:p>
+    <w:p>
+      <w:r>
+        <w:t xml:space="preserve">Positive Marks: 1</w:t>
+      </w:r>
+    </w:p>
+    <w:p>
+      <w:r>
+        <w:t xml:space="preserve">Negative Marks: 0.25</w:t>
+      </w:r>
+    </w:p>
+    <w:p>
+      <w:r>
+        <w:t xml:space="preserve"/>
+      </w:r>
+    </w:p>
+    <w:p>
+      <w:r>
+        <w:t xml:space="preserve">Question: In MS Word, which shortcut key is used to undo the last action?</w:t>
+      </w:r>
+    </w:p>
+    <w:p>
+      <w:r>
+        <w:t xml:space="preserve">(a) Ctrl + U</w:t>
+      </w:r>
+    </w:p>
+    <w:p>
+      <w:r>
+        <w:t xml:space="preserve">(b) Ctrl + Z</w:t>
+      </w:r>
+    </w:p>
+    <w:p>
+      <w:r>
+        <w:t xml:space="preserve">(c) Ctrl + Y</w:t>
+      </w:r>
+    </w:p>
+    <w:p>
+      <w:r>
+        <w:t xml:space="preserve">(d) Ctrl + X</w:t>
+      </w:r>
+    </w:p>
+    <w:p>
+      <w:r>
+        <w:t xml:space="preserve">Answer: b</w:t>
+      </w:r>
+    </w:p>
+    <w:p>
+      <w:r>
+        <w:t xml:space="preserve">Solution: ✅ Correct Answer: b</w:t>
+      </w:r>
+    </w:p>
+    <w:p>
+      <w:r>
+        <w:t xml:space="preserve">🧠 Clinical Rationale: CTRL + Z UNDOES the last action. Ctrl + Y REDOES, Ctrl + U underlines text, and Ctrl + X cuts.</w:t>
+      </w:r>
+    </w:p>
+    <w:p>
+      <w:r>
+        <w:t xml:space="preserve">❌ Why Not Other Options?</w:t>
+      </w:r>
+    </w:p>
+    <w:p>
+      <w:r>
+        <w:t xml:space="preserve">(a) — Ctrl + U applies underline formatting.</w:t>
+      </w:r>
+    </w:p>
+    <w:p>
+      <w:r>
+        <w:t xml:space="preserve">(c) — Ctrl + Y redoes the undone action.</w:t>
+      </w:r>
+    </w:p>
+    <w:p>
+      <w:r>
+        <w:t xml:space="preserve">(d) — Ctrl + X cuts the selection to the clipboard.</w:t>
+      </w:r>
+    </w:p>
+    <w:p>
+      <w:r>
+        <w:t xml:space="preserve">⚠️ Exam Trap: The undo/redo pair: Ctrl+Z = undo, Ctrl+Y = redo (Excel also uses F4 to repeat). Ctrl+U = underline — easy to confuse since 'U' sounds like 'undo.'</w:t>
+      </w:r>
+    </w:p>
+    <w:p>
+      <w:r>
+        <w:t xml:space="preserve">💎 PNC Pearl: "Z is the mistake eraser; Y brings it back if you miss it."</w:t>
+      </w:r>
+    </w:p>
+    <w:p>
+      <w:r>
+        <w:t xml:space="preserve">Positive Marks: 1</w:t>
+      </w:r>
+    </w:p>
+    <w:p>
+      <w:r>
+        <w:t xml:space="preserve">Negative Marks: 0.25</w:t>
+      </w:r>
+    </w:p>
+    <w:p>
+      <w:r>
+        <w:t xml:space="preserve"/>
+      </w:r>
+    </w:p>
+    <w:p>
+      <w:r>
+        <w:t xml:space="preserve">Question: The highest military decoration of India is the:</w:t>
+      </w:r>
+    </w:p>
+    <w:p>
+      <w:r>
+        <w:t xml:space="preserve">(a) Param Vir Chakra</w:t>
+      </w:r>
+    </w:p>
+    <w:p>
+      <w:r>
+        <w:t xml:space="preserve">(b) Ashoka Chakra</w:t>
+      </w:r>
+    </w:p>
+    <w:p>
+      <w:r>
+        <w:t xml:space="preserve">(c) Vir Chakra</w:t>
+      </w:r>
+    </w:p>
+    <w:p>
+      <w:r>
+        <w:t xml:space="preserve">(d) Shaurya Chakra</w:t>
+      </w:r>
+    </w:p>
+    <w:p>
+      <w:r>
+        <w:t xml:space="preserve">Answer: a</w:t>
+      </w:r>
+    </w:p>
+    <w:p>
+      <w:r>
+        <w:t xml:space="preserve">Solution: ✅ Correct Answer: a</w:t>
+      </w:r>
+    </w:p>
+    <w:p>
+      <w:r>
+        <w:t xml:space="preserve">🧠 Clinical Rationale: The PARAM VIR CHAKRA (PVC) is India's HIGHEST MILITARY decoration, awarded for exceptional VALOR IN THE PRESENCE OF THE ENEMY. The ASHOKA CHAKRA is the highest PEACETIME gallantry award.</w:t>
+      </w:r>
+    </w:p>
+    <w:p>
+      <w:r>
+        <w:t xml:space="preserve">❌ Why Not Other Options?</w:t>
+      </w:r>
+    </w:p>
+    <w:p>
+      <w:r>
+        <w:t xml:space="preserve">(b) — The Ashoka Chakra is the highest peacetime gallantry award, not the highest military decoration overall.</w:t>
+      </w:r>
+    </w:p>
+    <w:p>
+      <w:r>
+        <w:t xml:space="preserve">(c) — The Vir Chakra is a wartime gallantry award (third tier of the PVC family).</w:t>
+      </w:r>
+    </w:p>
+    <w:p>
+      <w:r>
+        <w:t xml:space="preserve">(d) — The Shaurya Chakra is a peacetime gallantry award.</w:t>
+      </w:r>
+    </w:p>
+    <w:p>
+      <w:r>
+        <w:t xml:space="preserve">⚠️ Exam Trap: "PVC = wartime highest; Ashoka Chakra = peacetime highest." Gallantry ladder: PVC &gt; MVC &gt; VrC (war); Ashoka Chakra &gt; Kirti Chakra &gt; Shaurya Chakra (peace).</w:t>
+      </w:r>
+    </w:p>
+    <w:p>
+      <w:r>
+        <w:t xml:space="preserve">💎 PNC Pearl: "Param Vir Chakra for battle courage; Ashoka Chakra for peacetime valor."</w:t>
+      </w:r>
+    </w:p>
+    <w:p>
+      <w:r>
+        <w:t xml:space="preserve">Positive Marks: 1</w:t>
+      </w:r>
+    </w:p>
+    <w:p>
+      <w:r>
+        <w:t xml:space="preserve">Negative Marks: 0.25</w:t>
+      </w:r>
+    </w:p>
+    <w:p>
+      <w:r>
+        <w:t xml:space="preserve"/>
+      </w:r>
+    </w:p>
+    <w:p>
+      <w:r>
+        <w:t xml:space="preserve">Question: If 4x − 6 = 10, then x equals:</w:t>
+      </w:r>
+    </w:p>
+    <w:p>
+      <w:r>
+        <w:t xml:space="preserve">(a) 2</w:t>
+      </w:r>
+    </w:p>
+    <w:p>
+      <w:r>
+        <w:t xml:space="preserve">(b) 3</w:t>
+      </w:r>
+    </w:p>
+    <w:p>
+      <w:r>
+        <w:t xml:space="preserve">(c) 4</w:t>
+      </w:r>
+    </w:p>
+    <w:p>
+      <w:r>
+        <w:t xml:space="preserve">(d) 5</w:t>
+      </w:r>
+    </w:p>
+    <w:p>
+      <w:r>
+        <w:t xml:space="preserve">Answer: c</w:t>
+      </w:r>
+    </w:p>
+    <w:p>
+      <w:r>
+        <w:t xml:space="preserve">Solution: ✅ Correct Answer: c</w:t>
+      </w:r>
+    </w:p>
+    <w:p>
+      <w:r>
+        <w:t xml:space="preserve">🧠 Clinical Rationale: 4x − 6 = 10 → add 6: 4x = 16 → divide by 4: x = 4. Check: 4(4) − 6 = 16 − 6 = 10 ✓.</w:t>
+      </w:r>
+    </w:p>
+    <w:p>
+      <w:r>
+        <w:t xml:space="preserve">❌ Why Not Other Options?</w:t>
+      </w:r>
+    </w:p>
+    <w:p>
+      <w:r>
+        <w:t xml:space="preserve">(a) — 4(2) − 6 = 2, not 10.</w:t>
+      </w:r>
+    </w:p>
+    <w:p>
+      <w:r>
+        <w:t xml:space="preserve">(b) — 4(3) − 6 = 6.</w:t>
+      </w:r>
+    </w:p>
+    <w:p>
+      <w:r>
+        <w:t xml:space="preserve">(d) — 4(5) − 6 = 14.</w:t>
+      </w:r>
+    </w:p>
+    <w:p>
+      <w:r>
+        <w:t xml:space="preserve">⚠️ Exam Trap: "Undo in reverse order: add 6 first, then divide by 4." Always verify by plugging the answer back — catches arithmetic slips.</w:t>
+      </w:r>
+    </w:p>
+    <w:p>
+      <w:r>
+        <w:t xml:space="preserve">💎 PNC Pearl: "Ten plus six is sixteen, over four — x is 4."</w:t>
+      </w:r>
+    </w:p>
+    <w:p>
+      <w:r>
+        <w:t xml:space="preserve">Positive Marks: 1</w:t>
+      </w:r>
+    </w:p>
+    <w:p>
+      <w:r>
+        <w:t xml:space="preserve">Negative Marks: 0.25</w:t>
       </w:r>
     </w:p>
     <w:sectPr>
       <w:pgSz w:w="12240" w:h="15840"/>
-      <w:pgMar w:top="864" w:right="1008" w:bottom="864" w:left="1008" w:header="720" w:footer="720" w:gutter="0"/>
+      <w:pgMar w:top="1440" w:right="1800" w:bottom="1440" w:left="1800" w:header="720" w:footer="720" w:gutter="0"/>
       <w:cols w:space="720"/>
       <w:docGrid w:linePitch="360"/>
     </w:sectPr>
@@ -2535,10 +2065,6 @@
     <w:name w:val="Normal"/>
     <w:qFormat/>
     <w:rsid w:val="00FC693F"/>
-    <w:rPr>
-      <w:rFonts w:ascii="Calibri" w:hAnsi="Calibri"/>
-      <w:sz w:val="22"/>
-    </w:rPr>
   </w:style>
   <w:style w:type="paragraph" w:styleId="Header">
     <w:name w:val="header"/>
